--- a/fuentes/621602_CF06_DU.docx
+++ b/fuentes/621602_CF06_DU.docx
@@ -2776,7 +2776,7 @@
                 <w:sz w:val="28"/>
                 <w:szCs w:val="28"/>
               </w:rPr>
-              <w:t>, calidad y responsabilidad del prestador.</w:t>
+              <w:t>, calidad y responsabilidad del prestador</w:t>
             </w:r>
           </w:p>
         </w:tc>
@@ -2848,7 +2848,7 @@
                 <w:sz w:val="28"/>
                 <w:szCs w:val="28"/>
               </w:rPr>
-              <w:t>Verificación de legalidad del establecimiento.</w:t>
+              <w:t>Verificación de legalidad del establecimiento</w:t>
             </w:r>
           </w:p>
         </w:tc>
@@ -2916,7 +2916,7 @@
                 <w:sz w:val="28"/>
                 <w:szCs w:val="28"/>
               </w:rPr>
-              <w:t>Información clara al huésped y cumplimiento de requisitos.</w:t>
+              <w:t>Información clara al huésped y cumplimiento de requisitos</w:t>
             </w:r>
           </w:p>
         </w:tc>
@@ -2940,7 +2940,7 @@
                 <w:szCs w:val="28"/>
               </w:rPr>
               <w:lastRenderedPageBreak/>
-              <w:t>Normas técnicas sectoriales.</w:t>
+              <w:t>Normas técnicas sectoriales</w:t>
             </w:r>
           </w:p>
         </w:tc>
@@ -2982,7 +2982,7 @@
                 <w:sz w:val="28"/>
                 <w:szCs w:val="28"/>
               </w:rPr>
-              <w:t>Atención, recepción, reservas y servicio al cliente.</w:t>
+              <w:t>Atención, recepción, reservas y servicio al cliente</w:t>
             </w:r>
           </w:p>
         </w:tc>
@@ -3292,7 +3292,7 @@
                 <w:sz w:val="28"/>
                 <w:szCs w:val="28"/>
               </w:rPr>
-              <w:t>Recibir información clara, trato respetuoso y servicio contratado.</w:t>
+              <w:t>Recibir información clara, trato respetuoso y servicio contratado</w:t>
             </w:r>
           </w:p>
         </w:tc>
@@ -3313,7 +3313,7 @@
                 <w:sz w:val="28"/>
                 <w:szCs w:val="28"/>
               </w:rPr>
-              <w:t>Presentar documentos válidos, cumplir políticas y pagar servicios.</w:t>
+              <w:t>Presentar documentos válidos, cumplir políticas y pagar servicios</w:t>
             </w:r>
           </w:p>
         </w:tc>
@@ -3357,7 +3357,7 @@
                 <w:sz w:val="28"/>
                 <w:szCs w:val="28"/>
               </w:rPr>
-              <w:t>Aplicar políticas internas y exigir cumplimiento de condiciones.</w:t>
+              <w:t>Aplicar políticas internas y exigir cumplimiento de condiciones</w:t>
             </w:r>
           </w:p>
         </w:tc>
@@ -3378,7 +3378,7 @@
                 <w:sz w:val="28"/>
                 <w:szCs w:val="28"/>
               </w:rPr>
-              <w:t>Prestar el servicio, proteger datos y brindar atención segura.</w:t>
+              <w:t>Prestar el servicio, proteger datos y brindar atención segura</w:t>
             </w:r>
           </w:p>
         </w:tc>
@@ -3425,7 +3425,7 @@
                 <w:sz w:val="28"/>
                 <w:szCs w:val="28"/>
               </w:rPr>
-              <w:t>Solicitar información necesaria y aplicar protocolos.</w:t>
+              <w:t>Solicitar información necesaria y aplicar protocolos</w:t>
             </w:r>
           </w:p>
         </w:tc>
@@ -3446,7 +3446,7 @@
                 <w:sz w:val="28"/>
                 <w:szCs w:val="28"/>
               </w:rPr>
-              <w:t>Actuar con ética, confidencialidad y precisión operativa.</w:t>
+              <w:t>Actuar con ética, confidencialidad y precisión operativa</w:t>
             </w:r>
           </w:p>
         </w:tc>
@@ -3725,12 +3725,21 @@
         </w:rPr>
         <w:t xml:space="preserve">El </w:t>
       </w:r>
+      <w:proofErr w:type="spellStart"/>
       <w:r>
         <w:rPr>
           <w:rStyle w:val="Extranjerismo"/>
           <w:lang w:val="es-419" w:eastAsia="es-CO"/>
         </w:rPr>
-        <w:t>check-in</w:t>
+        <w:t>check</w:t>
+      </w:r>
+      <w:proofErr w:type="spellEnd"/>
+      <w:r>
+        <w:rPr>
+          <w:rStyle w:val="Extranjerismo"/>
+          <w:lang w:val="es-419" w:eastAsia="es-CO"/>
+        </w:rPr>
+        <w:t>-in</w:t>
       </w:r>
       <w:r>
         <w:rPr>
@@ -3752,12 +3761,21 @@
         <w:lastRenderedPageBreak/>
         <w:t xml:space="preserve">Aunque cada establecimiento puede tener procedimientos internos específicos, generalmente el proceso de </w:t>
       </w:r>
+      <w:proofErr w:type="spellStart"/>
       <w:r>
         <w:rPr>
           <w:rStyle w:val="Extranjerismo"/>
           <w:lang w:val="es-419" w:eastAsia="es-CO"/>
         </w:rPr>
-        <w:t>check-in</w:t>
+        <w:t>check</w:t>
+      </w:r>
+      <w:proofErr w:type="spellEnd"/>
+      <w:r>
+        <w:rPr>
+          <w:rStyle w:val="Extranjerismo"/>
+          <w:lang w:val="es-419" w:eastAsia="es-CO"/>
+        </w:rPr>
+        <w:t>-in</w:t>
       </w:r>
       <w:r>
         <w:rPr>
@@ -4004,12 +4022,21 @@
         </w:rPr>
         <w:t xml:space="preserve">El </w:t>
       </w:r>
+      <w:proofErr w:type="spellStart"/>
       <w:r>
         <w:rPr>
           <w:rStyle w:val="Extranjerismo"/>
           <w:lang w:val="es-419" w:eastAsia="es-CO"/>
         </w:rPr>
-        <w:t>check-in</w:t>
+        <w:t>check</w:t>
+      </w:r>
+      <w:proofErr w:type="spellEnd"/>
+      <w:r>
+        <w:rPr>
+          <w:rStyle w:val="Extranjerismo"/>
+          <w:lang w:val="es-419" w:eastAsia="es-CO"/>
+        </w:rPr>
+        <w:t>-in</w:t>
       </w:r>
       <w:r>
         <w:rPr>
@@ -4554,7 +4581,7 @@
                 <w:sz w:val="28"/>
                 <w:szCs w:val="28"/>
               </w:rPr>
-              <w:t>Cédula de ciudadanía vigente.</w:t>
+              <w:t>Cédula de ciudadanía vigente</w:t>
             </w:r>
           </w:p>
         </w:tc>
@@ -4576,13 +4603,6 @@
                 <w:szCs w:val="28"/>
               </w:rPr>
               <w:t>Pasaporte vigente</w:t>
-            </w:r>
-            <w:r>
-              <w:rPr>
-                <w:sz w:val="28"/>
-                <w:szCs w:val="28"/>
-              </w:rPr>
-              <w:t>.</w:t>
             </w:r>
           </w:p>
         </w:tc>
@@ -4626,7 +4646,7 @@
                 <w:sz w:val="28"/>
                 <w:szCs w:val="28"/>
               </w:rPr>
-              <w:t>Generalmente no requiere documentación adicional.</w:t>
+              <w:t>Generalmente no requiere documentación adicional</w:t>
             </w:r>
           </w:p>
         </w:tc>
@@ -4647,7 +4667,7 @@
                 <w:sz w:val="28"/>
                 <w:szCs w:val="28"/>
               </w:rPr>
-              <w:t>Puede requerir visa, permiso de ingreso o soporte migratorio según nacionalidad y permanencia.</w:t>
+              <w:t>Puede requerir visa, permiso de ingreso o soporte migratorio según nacionalidad y permanencia</w:t>
             </w:r>
           </w:p>
         </w:tc>
@@ -4694,7 +4714,7 @@
                 <w:sz w:val="28"/>
                 <w:szCs w:val="28"/>
               </w:rPr>
-              <w:t>Datos personales, dirección, contacto, ocupación y fechas de estadía.</w:t>
+              <w:t>Datos personales, dirección, contacto, ocupación y fechas de estadía</w:t>
             </w:r>
           </w:p>
         </w:tc>
@@ -4715,7 +4735,7 @@
                 <w:sz w:val="28"/>
                 <w:szCs w:val="28"/>
               </w:rPr>
-              <w:t>Datos personales, nacionalidad, país de residencia, motivo del viaje y fechas de ingreso al país.</w:t>
+              <w:t>Datos personales, nacionalidad, país de residencia, motivo del viaje y fechas de ingreso al país</w:t>
             </w:r>
           </w:p>
         </w:tc>
@@ -4759,7 +4779,7 @@
                 <w:sz w:val="28"/>
                 <w:szCs w:val="28"/>
               </w:rPr>
-              <w:t>Se diligencia el registro hotelero y se almacena la información en el sistema PMS.</w:t>
+              <w:t>Se diligencia el registro hotelero y se almacena la información en el sistema PMS</w:t>
             </w:r>
           </w:p>
         </w:tc>
@@ -4780,7 +4800,7 @@
                 <w:sz w:val="28"/>
                 <w:szCs w:val="28"/>
               </w:rPr>
-              <w:t>Se diligencia el registro hotelero incluyendo información migratoria y nacionalidad.</w:t>
+              <w:t>Se diligencia el registro hotelero incluyendo información migratoria y nacionalidad</w:t>
             </w:r>
           </w:p>
         </w:tc>
@@ -4827,7 +4847,7 @@
                 <w:sz w:val="28"/>
                 <w:szCs w:val="28"/>
               </w:rPr>
-              <w:t>Cumplimiento de políticas internas y normatividad turística nacional.</w:t>
+              <w:t>Cumplimiento de políticas internas y normatividad turística nacional</w:t>
             </w:r>
           </w:p>
         </w:tc>
@@ -4848,7 +4868,7 @@
                 <w:sz w:val="28"/>
                 <w:szCs w:val="28"/>
               </w:rPr>
-              <w:t>Cumplimiento de requisitos migratorios y reportes establecidos por autoridades competentes.</w:t>
+              <w:t>Cumplimiento de requisitos migratorios y reportes establecidos por autoridades competentes</w:t>
             </w:r>
           </w:p>
         </w:tc>
@@ -4892,7 +4912,7 @@
                 <w:sz w:val="28"/>
                 <w:szCs w:val="28"/>
               </w:rPr>
-              <w:t>Validación del documento y coincidencia con la reserva.</w:t>
+              <w:t>Validación del documento y coincidencia con la reserva</w:t>
             </w:r>
           </w:p>
         </w:tc>
@@ -4913,7 +4933,7 @@
                 <w:sz w:val="28"/>
                 <w:szCs w:val="28"/>
               </w:rPr>
-              <w:t>Validación del pasaporte, vigencia y condición migratoria.</w:t>
+              <w:t>Validación del pasaporte, vigencia y condición migratoria</w:t>
             </w:r>
           </w:p>
         </w:tc>
@@ -4961,7 +4981,7 @@
                 <w:sz w:val="28"/>
                 <w:szCs w:val="28"/>
               </w:rPr>
-              <w:t>Información utilizada para control operativo y estadístico del hotel.</w:t>
+              <w:t>Información utilizada para control operativo y estadístico del hotel</w:t>
             </w:r>
           </w:p>
         </w:tc>
@@ -4982,7 +5002,7 @@
                 <w:sz w:val="28"/>
                 <w:szCs w:val="28"/>
               </w:rPr>
-              <w:t>Información utilizada para control migratorio y estadísticas turísticas nacionales.</w:t>
+              <w:t>Información utilizada para control migratorio y estadísticas turísticas nacionales</w:t>
             </w:r>
           </w:p>
         </w:tc>
@@ -5026,7 +5046,7 @@
                 <w:sz w:val="28"/>
                 <w:szCs w:val="28"/>
               </w:rPr>
-              <w:t>Procedimiento estándar de validación documental.</w:t>
+              <w:t>Procedimiento estándar de validación documental</w:t>
             </w:r>
           </w:p>
         </w:tc>
@@ -5047,7 +5067,7 @@
                 <w:sz w:val="28"/>
                 <w:szCs w:val="28"/>
               </w:rPr>
-              <w:t>Procedimiento más detallado por requisitos migratorios y control internacional.</w:t>
+              <w:t>Procedimiento más detallado por requisitos migratorios y control internacional</w:t>
             </w:r>
           </w:p>
         </w:tc>
@@ -5094,7 +5114,7 @@
                 <w:sz w:val="28"/>
                 <w:szCs w:val="28"/>
               </w:rPr>
-              <w:t>Registro generalmente más ágil y sencillo.</w:t>
+              <w:t>Registro generalmente más ágil y sencillo</w:t>
             </w:r>
           </w:p>
         </w:tc>
@@ -5115,7 +5135,7 @@
                 <w:sz w:val="28"/>
                 <w:szCs w:val="28"/>
               </w:rPr>
-              <w:t>Puede requerir validaciones adicionales o apoyo de autoridades migratorias.</w:t>
+              <w:t>Puede requerir validaciones adicionales o apoyo de autoridades migratorias</w:t>
             </w:r>
           </w:p>
         </w:tc>
@@ -5615,12 +5635,21 @@
         </w:rPr>
         <w:t>Fecha de ingreso (</w:t>
       </w:r>
+      <w:proofErr w:type="spellStart"/>
       <w:r>
         <w:rPr>
           <w:rStyle w:val="Extranjerismo"/>
           <w:lang w:val="es-419" w:eastAsia="es-CO"/>
         </w:rPr>
-        <w:t>check-in</w:t>
+        <w:t>check</w:t>
+      </w:r>
+      <w:proofErr w:type="spellEnd"/>
+      <w:r>
+        <w:rPr>
+          <w:rStyle w:val="Extranjerismo"/>
+          <w:lang w:val="es-419" w:eastAsia="es-CO"/>
+        </w:rPr>
+        <w:t>-in</w:t>
       </w:r>
       <w:r>
         <w:rPr>
@@ -5646,6 +5675,7 @@
         </w:rPr>
         <w:t>Fecha de salida (</w:t>
       </w:r>
+      <w:proofErr w:type="spellStart"/>
       <w:r>
         <w:rPr>
           <w:rStyle w:val="Extranjerismo"/>
@@ -5653,6 +5683,7 @@
         </w:rPr>
         <w:t>check-out</w:t>
       </w:r>
+      <w:proofErr w:type="spellEnd"/>
       <w:r>
         <w:rPr>
           <w:lang w:val="es-419" w:eastAsia="es-CO"/>
@@ -6434,8 +6465,13 @@
             <w:r>
               <w:t xml:space="preserve">bitación sin entregar, un huésped esperando desde hace media hora y otro preguntando por qué el </w:t>
             </w:r>
-            <w:r>
-              <w:t xml:space="preserve">WiFi </w:t>
+            <w:proofErr w:type="spellStart"/>
+            <w:r>
+              <w:t>WiFi</w:t>
+            </w:r>
+            <w:proofErr w:type="spellEnd"/>
+            <w:r>
+              <w:t xml:space="preserve"> </w:t>
             </w:r>
             <w:r>
               <w:t>está más lento que un lunes por la mañana.</w:t>
@@ -6510,14 +6546,7 @@
                 <w:b/>
                 <w:bCs/>
               </w:rPr>
-              <w:t>Hombre</w:t>
-            </w:r>
-            <w:r>
-              <w:rPr>
-                <w:b/>
-                <w:bCs/>
-              </w:rPr>
-              <w:t>:</w:t>
+              <w:t>Hombre:</w:t>
             </w:r>
             <w:r>
               <w:t xml:space="preserve"> e</w:t>
@@ -7231,7 +7260,21 @@
         <w:rPr>
           <w:lang w:eastAsia="es-CO"/>
         </w:rPr>
-        <w:t>Asimismo, la seguridad digital no depende únicamente de la tecnología. El comportamiento del personal también influye significativamente en la prevención de incidentes relacionados con información y sistemas operativos.</w:t>
+        <w:t xml:space="preserve">Asimismo, la seguridad digital no depende únicamente de la tecnología. El comportamiento del </w:t>
+      </w:r>
+      <w:proofErr w:type="spellStart"/>
+      <w:r>
+        <w:rPr>
+          <w:lang w:eastAsia="es-CO"/>
+        </w:rPr>
+        <w:t>personal</w:t>
+      </w:r>
+      <w:proofErr w:type="spellEnd"/>
+      <w:r>
+        <w:rPr>
+          <w:lang w:eastAsia="es-CO"/>
+        </w:rPr>
+        <w:t xml:space="preserve"> también influye significativamente en la prevención de incidentes relacionados con información y sistemas operativos.</w:t>
       </w:r>
     </w:p>
     <w:p>
@@ -7920,7 +7963,21 @@
         <w:rPr>
           <w:lang w:eastAsia="es-CO"/>
         </w:rPr>
-        <w:t>La capacitación permanente del personal también constituye un elemento fundamental dentro de la seguridad digital. El conocimiento de protocolos y riesgos tecnológicos permite actuar de manera preventiva y fortalecer la protección de la información dentro del establecimiento.</w:t>
+        <w:t xml:space="preserve">La capacitación permanente del </w:t>
+      </w:r>
+      <w:proofErr w:type="spellStart"/>
+      <w:r>
+        <w:rPr>
+          <w:lang w:eastAsia="es-CO"/>
+        </w:rPr>
+        <w:t>personal</w:t>
+      </w:r>
+      <w:proofErr w:type="spellEnd"/>
+      <w:r>
+        <w:rPr>
+          <w:lang w:eastAsia="es-CO"/>
+        </w:rPr>
+        <w:t xml:space="preserve"> también constituye un elemento fundamental dentro de la seguridad digital. El conocimiento de protocolos y riesgos tecnológicos permite actuar de manera preventiva y fortalecer la protección de la información dentro del establecimiento.</w:t>
       </w:r>
     </w:p>
     <w:p>
@@ -8248,10 +8305,7 @@
               <w:t>Hombre</w:t>
             </w:r>
             <w:r>
-              <w:t>: c</w:t>
-            </w:r>
-            <w:r>
-              <w:t>uando uno piensa en un buen hotel, ¿qué es lo primero que se le viene a la mente?</w:t>
+              <w:t>: cuando uno piensa en un buen hotel, ¿qué es lo primero que se le viene a la mente?</w:t>
             </w:r>
           </w:p>
           <w:p>
@@ -8582,10 +8636,10 @@
         </w:rPr>
         <w:lastRenderedPageBreak/>
         <w:drawing>
-          <wp:inline distT="0" distB="0" distL="0" distR="0" wp14:anchorId="6A363F4F" wp14:editId="3E31F65E">
-            <wp:extent cx="6332220" cy="3326130"/>
-            <wp:effectExtent l="0" t="0" r="0" b="7620"/>
-            <wp:docPr id="7" name="Gráfico 7" descr="El componente formativo Principios normativos permite comprender la importancia de las normas, procedimientos y responsabilidades aplicadas a la operación de recepción y al registro de huéspedes dentro de los establecimientos de alojamiento. A lo largo de los contenidos se abordan aspectos relacionados con la normatividad hotelera, el proceso de check-in, la verificación documental, la tarjeta de registro hotelero y los protocolos de atención, fortaleciendo la comprensión de los procedimientos técnicos y legales requeridos para la prestación organizada y segura del servicio.&#10;&#10;Asimismo, se reconoce la importancia de la seguridad de la información, la protección de datos personales y la aplicación de buenas prácticas de ciberseguridad dentro de la operación hotelera moderna. De igual manera, se analizan temas relacionados con calidad del servicio, turismo responsable, prevención de riesgos y actualización normativa, permitiendo fortalecer criterios éticos, operativos y profesionales necesarios para garantizar experiencias seguras, responsables y orientadas a la calidad en el sector de alojamiento.&#10;"/>
+          <wp:inline distT="0" distB="0" distL="0" distR="0" wp14:anchorId="61AE63D8" wp14:editId="356CA461">
+            <wp:extent cx="5210175" cy="2771236"/>
+            <wp:effectExtent l="0" t="0" r="0" b="0"/>
+            <wp:docPr id="1" name="Gráfico 1" descr="El componente formativo Principios normativos permite comprender la importancia de las normas, procedimientos y responsabilidades aplicadas a la operación de recepción y al registro de huéspedes dentro de los establecimientos de alojamiento. A lo largo de los contenidos se abordan aspectos relacionados con la normatividad hotelera, el proceso de check-in, la verificación documental, la tarjeta de registro hotelero y los protocolos de atención, fortaleciendo la comprensión de los procedimientos técnicos y legales requeridos para la prestación organizada y segura del servicio.&#10;&#10;Asimismo, se reconoce la importancia de la seguridad de la información, la protección de datos personales y la aplicación de buenas prácticas de ciberseguridad dentro de la operación hotelera moderna. De igual manera, se analizan temas relacionados con calidad del servicio, turismo responsable, prevención de riesgos y actualización normativa, permitiendo fortalecer criterios éticos, operativos y profesionales necesarios para garantizar experiencias seguras, responsables y orientadas a la calidad en el sector de alojamiento.&#10;"/>
             <wp:cNvGraphicFramePr>
               <a:graphicFrameLocks xmlns:a="http://schemas.openxmlformats.org/drawingml/2006/main" noChangeAspect="1"/>
             </wp:cNvGraphicFramePr>
@@ -8593,11 +8647,11 @@
               <a:graphicData uri="http://schemas.openxmlformats.org/drawingml/2006/picture">
                 <pic:pic xmlns:pic="http://schemas.openxmlformats.org/drawingml/2006/picture">
                   <pic:nvPicPr>
-                    <pic:cNvPr id="7" name="Gráfico 7" descr="El componente formativo Principios normativos permite comprender la importancia de las normas, procedimientos y responsabilidades aplicadas a la operación de recepción y al registro de huéspedes dentro de los establecimientos de alojamiento. A lo largo de los contenidos se abordan aspectos relacionados con la normatividad hotelera, el proceso de check-in, la verificación documental, la tarjeta de registro hotelero y los protocolos de atención, fortaleciendo la comprensión de los procedimientos técnicos y legales requeridos para la prestación organizada y segura del servicio.&#10;&#10;Asimismo, se reconoce la importancia de la seguridad de la información, la protección de datos personales y la aplicación de buenas prácticas de ciberseguridad dentro de la operación hotelera moderna. De igual manera, se analizan temas relacionados con calidad del servicio, turismo responsable, prevención de riesgos y actualización normativa, permitiendo fortalecer criterios éticos, operativos y profesionales necesarios para garantizar experiencias seguras, responsables y orientadas a la calidad en el sector de alojamiento.&#10;"/>
+                    <pic:cNvPr id="1" name="Gráfico 1" descr="El componente formativo Principios normativos permite comprender la importancia de las normas, procedimientos y responsabilidades aplicadas a la operación de recepción y al registro de huéspedes dentro de los establecimientos de alojamiento. A lo largo de los contenidos se abordan aspectos relacionados con la normatividad hotelera, el proceso de check-in, la verificación documental, la tarjeta de registro hotelero y los protocolos de atención, fortaleciendo la comprensión de los procedimientos técnicos y legales requeridos para la prestación organizada y segura del servicio.&#10;&#10;Asimismo, se reconoce la importancia de la seguridad de la información, la protección de datos personales y la aplicación de buenas prácticas de ciberseguridad dentro de la operación hotelera moderna. De igual manera, se analizan temas relacionados con calidad del servicio, turismo responsable, prevención de riesgos y actualización normativa, permitiendo fortalecer criterios éticos, operativos y profesionales necesarios para garantizar experiencias seguras, responsables y orientadas a la calidad en el sector de alojamiento.&#10;"/>
                     <pic:cNvPicPr/>
                   </pic:nvPicPr>
                   <pic:blipFill>
-                    <a:blip r:embed="rId19">
+                    <a:blip r:embed="rId19" cstate="print">
                       <a:extLst>
                         <a:ext uri="{28A0092B-C50C-407E-A947-70E740481C1C}">
                           <a14:useLocalDpi xmlns:a14="http://schemas.microsoft.com/office/drawing/2010/main" val="0"/>
@@ -8614,7 +8668,7 @@
                   <pic:spPr>
                     <a:xfrm>
                       <a:off x="0" y="0"/>
-                      <a:ext cx="6332220" cy="3326130"/>
+                      <a:ext cx="5217113" cy="2774926"/>
                     </a:xfrm>
                     <a:prstGeom prst="rect">
                       <a:avLst/>
@@ -8630,6 +8684,16 @@
     <w:p>
       <w:pPr>
         <w:ind w:firstLine="0"/>
+        <w:jc w:val="center"/>
+        <w:rPr>
+          <w:noProof/>
+          <w:lang w:eastAsia="es-CO"/>
+        </w:rPr>
+      </w:pPr>
+    </w:p>
+    <w:p>
+      <w:pPr>
+        <w:ind w:firstLine="0"/>
         <w:rPr>
           <w:noProof/>
           <w:lang w:eastAsia="es-CO"/>
@@ -9112,9 +9176,22 @@
       </w:hyperlink>
     </w:p>
     <w:p>
+      <w:proofErr w:type="spellStart"/>
       <w:r>
         <w:lastRenderedPageBreak/>
-        <w:t xml:space="preserve">Kasavana, M. L., &amp; Cahill, J. J. (2017). </w:t>
+        <w:t>Kasavana</w:t>
+      </w:r>
+      <w:proofErr w:type="spellEnd"/>
+      <w:r>
+        <w:t xml:space="preserve">, M. L., &amp; </w:t>
+      </w:r>
+      <w:proofErr w:type="spellStart"/>
+      <w:r>
+        <w:t>Cahill</w:t>
+      </w:r>
+      <w:proofErr w:type="spellEnd"/>
+      <w:r>
+        <w:t xml:space="preserve">, J. J. (2017). </w:t>
       </w:r>
       <w:r>
         <w:rPr>
@@ -9128,7 +9205,15 @@
     </w:p>
     <w:p>
       <w:r>
-        <w:t xml:space="preserve">Kaspersky Labs. (2021). ¿Qué es la ciberseguridad? Kaspersky Latinoamérica. </w:t>
+        <w:t xml:space="preserve">Kaspersky </w:t>
+      </w:r>
+      <w:proofErr w:type="spellStart"/>
+      <w:r>
+        <w:t>Labs</w:t>
+      </w:r>
+      <w:proofErr w:type="spellEnd"/>
+      <w:r>
+        <w:t xml:space="preserve">. (2021). ¿Qué es la ciberseguridad? Kaspersky Latinoamérica. </w:t>
       </w:r>
       <w:hyperlink r:id="rId25" w:history="1">
         <w:r>
@@ -9141,12 +9226,52 @@
     </w:p>
     <w:p>
       <w:r>
-        <w:t xml:space="preserve">Kotler, P., Bowen, J., &amp; Makens, J. (2017). Marketing for hospitality and tourism (7th ed.). Pearson. </w:t>
-      </w:r>
-    </w:p>
-    <w:p>
-      <w:r>
-        <w:t xml:space="preserve">Ministerio de Comercio, Industria y Turismo. (2015). Decreto 1074 de 2015. Decreto Único Reglamentario del Sector Comercio, Industria y Turismo. SUIN-Juriscol. </w:t>
+        <w:t xml:space="preserve">Kotler, P., Bowen, J., &amp; </w:t>
+      </w:r>
+      <w:proofErr w:type="spellStart"/>
+      <w:r>
+        <w:t>Makens</w:t>
+      </w:r>
+      <w:proofErr w:type="spellEnd"/>
+      <w:r>
+        <w:t xml:space="preserve">, J. (2017). Marketing </w:t>
+      </w:r>
+      <w:proofErr w:type="spellStart"/>
+      <w:r>
+        <w:t>for</w:t>
+      </w:r>
+      <w:proofErr w:type="spellEnd"/>
+      <w:r>
+        <w:t xml:space="preserve"> </w:t>
+      </w:r>
+      <w:proofErr w:type="spellStart"/>
+      <w:r>
+        <w:t>hospitality</w:t>
+      </w:r>
+      <w:proofErr w:type="spellEnd"/>
+      <w:r>
+        <w:t xml:space="preserve"> and </w:t>
+      </w:r>
+      <w:proofErr w:type="spellStart"/>
+      <w:r>
+        <w:t>tourism</w:t>
+      </w:r>
+      <w:proofErr w:type="spellEnd"/>
+      <w:r>
+        <w:t xml:space="preserve"> (7th ed.). Pearson. </w:t>
+      </w:r>
+    </w:p>
+    <w:p>
+      <w:r>
+        <w:t>Ministerio de Comercio, Industria y Turismo. (2015). Decreto 1074 de 2015. Decreto Único Reglamentario del Sector Comercio, Industria y Turismo. SUIN-</w:t>
+      </w:r>
+      <w:proofErr w:type="spellStart"/>
+      <w:r>
+        <w:t>Juriscol</w:t>
+      </w:r>
+      <w:proofErr w:type="spellEnd"/>
+      <w:r>
+        <w:t xml:space="preserve">. </w:t>
       </w:r>
       <w:hyperlink r:id="rId26" w:history="1">
         <w:r>
@@ -9159,7 +9284,15 @@
     </w:p>
     <w:p>
       <w:r>
-        <w:t xml:space="preserve">Ministerio de Comercio, Industria y Turismo. (2016). Decreto 1964 de 2016. SUIN-Juriscol. </w:t>
+        <w:t>Ministerio de Comercio, Industria y Turismo. (2016). Decreto 1964 de 2016. SUIN-</w:t>
+      </w:r>
+      <w:proofErr w:type="spellStart"/>
+      <w:r>
+        <w:t>Juriscol</w:t>
+      </w:r>
+      <w:proofErr w:type="spellEnd"/>
+      <w:r>
+        <w:t xml:space="preserve">. </w:t>
       </w:r>
       <w:hyperlink r:id="rId27" w:history="1">
         <w:r>
@@ -9172,7 +9305,15 @@
     </w:p>
     <w:p>
       <w:r>
-        <w:t xml:space="preserve">Ministerio de Comercio, Industria y Turismo. (2018). Decreto 2119 de 2018. SUIN-Juriscol. </w:t>
+        <w:t>Ministerio de Comercio, Industria y Turismo. (2018). Decreto 2119 de 2018. SUIN-</w:t>
+      </w:r>
+      <w:proofErr w:type="spellStart"/>
+      <w:r>
+        <w:t>Juriscol</w:t>
+      </w:r>
+      <w:proofErr w:type="spellEnd"/>
+      <w:r>
+        <w:t xml:space="preserve">. </w:t>
       </w:r>
       <w:hyperlink r:id="rId28" w:history="1">
         <w:r>
@@ -9198,7 +9339,15 @@
     </w:p>
     <w:p>
       <w:r>
-        <w:t>Oracle Hospitality. (2023</w:t>
+        <w:t xml:space="preserve">Oracle </w:t>
+      </w:r>
+      <w:proofErr w:type="spellStart"/>
+      <w:r>
+        <w:t>Hospitality</w:t>
+      </w:r>
+      <w:proofErr w:type="spellEnd"/>
+      <w:r>
+        <w:t>. (2023</w:t>
       </w:r>
       <w:r>
         <w:rPr>
@@ -9548,13 +9697,23 @@
                 <w:lang w:val="es-CO"/>
               </w:rPr>
             </w:pPr>
+            <w:proofErr w:type="spellStart"/>
             <w:r>
               <w:rPr>
                 <w:sz w:val="28"/>
                 <w:szCs w:val="28"/>
                 <w:lang w:val="es-CO"/>
               </w:rPr>
-              <w:t>Harbey Enrique Castelblanco</w:t>
+              <w:t>Harbey</w:t>
+            </w:r>
+            <w:proofErr w:type="spellEnd"/>
+            <w:r>
+              <w:rPr>
+                <w:sz w:val="28"/>
+                <w:szCs w:val="28"/>
+                <w:lang w:val="es-CO"/>
+              </w:rPr>
+              <w:t xml:space="preserve"> Enrique Castelblanco</w:t>
             </w:r>
           </w:p>
         </w:tc>
@@ -9803,8 +9962,19 @@
                 <w:szCs w:val="28"/>
                 <w:lang w:val="es-CO"/>
               </w:rPr>
-              <w:t>full stack</w:t>
-            </w:r>
+              <w:t xml:space="preserve">full </w:t>
+            </w:r>
+            <w:proofErr w:type="spellStart"/>
+            <w:r>
+              <w:rPr>
+                <w:rStyle w:val="Extranjerismo"/>
+                <w:sz w:val="28"/>
+                <w:szCs w:val="28"/>
+                <w:lang w:val="es-CO"/>
+              </w:rPr>
+              <w:t>stack</w:t>
+            </w:r>
+            <w:proofErr w:type="spellEnd"/>
           </w:p>
         </w:tc>
         <w:tc>
@@ -10196,13 +10366,23 @@
                 <w:lang w:val="es-CO"/>
               </w:rPr>
             </w:pPr>
+            <w:proofErr w:type="spellStart"/>
             <w:r>
               <w:rPr>
                 <w:sz w:val="28"/>
                 <w:szCs w:val="28"/>
                 <w:lang w:val="es-CO"/>
               </w:rPr>
-              <w:t>Karine Isabel Ospino Fritz</w:t>
+              <w:t>Karine</w:t>
+            </w:r>
+            <w:proofErr w:type="spellEnd"/>
+            <w:r>
+              <w:rPr>
+                <w:sz w:val="28"/>
+                <w:szCs w:val="28"/>
+                <w:lang w:val="es-CO"/>
+              </w:rPr>
+              <w:t xml:space="preserve"> Isabel Ospino Fritz</w:t>
             </w:r>
           </w:p>
         </w:tc>
@@ -16117,7 +16297,14 @@
 </file>
 
 <file path=customXml/item1.xml><?xml version="1.0" encoding="utf-8"?>
-<b:Sources xmlns:b="http://schemas.openxmlformats.org/officeDocument/2006/bibliography" xmlns="http://schemas.openxmlformats.org/officeDocument/2006/bibliography" SelectedStyle="\APASixthEditionOfficeOnline.xsl" StyleName="APA" Version="6"/>
+<p:properties xmlns:p="http://schemas.microsoft.com/office/2006/metadata/properties" xmlns:xsi="http://www.w3.org/2001/XMLSchema-instance" xmlns:pc="http://schemas.microsoft.com/office/infopath/2007/PartnerControls">
+  <documentManagement>
+    <TaxCatchAll xmlns="13c90a0b-73bc-4dc0-be5f-28d77b615beb" xsi:nil="true"/>
+    <lcf76f155ced4ddcb4097134ff3c332f xmlns="13c93bba-48ce-428c-bfe5-88b42c19b028">
+      <Terms xmlns="http://schemas.microsoft.com/office/infopath/2007/PartnerControls"/>
+    </lcf76f155ced4ddcb4097134ff3c332f>
+  </documentManagement>
+</p:properties>
 </file>
 
 <file path=customXml/item2.xml><?xml version="1.0" encoding="utf-8"?>
@@ -16356,14 +16543,7 @@
 </file>
 
 <file path=customXml/item3.xml><?xml version="1.0" encoding="utf-8"?>
-<p:properties xmlns:p="http://schemas.microsoft.com/office/2006/metadata/properties" xmlns:xsi="http://www.w3.org/2001/XMLSchema-instance" xmlns:pc="http://schemas.microsoft.com/office/infopath/2007/PartnerControls">
-  <documentManagement>
-    <TaxCatchAll xmlns="13c90a0b-73bc-4dc0-be5f-28d77b615beb" xsi:nil="true"/>
-    <lcf76f155ced4ddcb4097134ff3c332f xmlns="13c93bba-48ce-428c-bfe5-88b42c19b028">
-      <Terms xmlns="http://schemas.microsoft.com/office/infopath/2007/PartnerControls"/>
-    </lcf76f155ced4ddcb4097134ff3c332f>
-  </documentManagement>
-</p:properties>
+<b:Sources xmlns:b="http://schemas.openxmlformats.org/officeDocument/2006/bibliography" xmlns="http://schemas.openxmlformats.org/officeDocument/2006/bibliography" SelectedStyle="\APASixthEditionOfficeOnline.xsl" StyleName="APA" Version="6"/>
 </file>
 
 <file path=customXml/item4.xml><?xml version="1.0" encoding="utf-8"?>
@@ -16376,9 +16556,12 @@
 </file>
 
 <file path=customXml/itemProps1.xml><?xml version="1.0" encoding="utf-8"?>
-<ds:datastoreItem xmlns:ds="http://schemas.openxmlformats.org/officeDocument/2006/customXml" ds:itemID="{EAE431FD-7059-4C09-804B-C9D69EB7B213}">
+<ds:datastoreItem xmlns:ds="http://schemas.openxmlformats.org/officeDocument/2006/customXml" ds:itemID="{1279454D-02BE-4A9C-A117-DCD1573E2608}">
   <ds:schemaRefs>
-    <ds:schemaRef ds:uri="http://schemas.openxmlformats.org/officeDocument/2006/bibliography"/>
+    <ds:schemaRef ds:uri="http://schemas.microsoft.com/office/2006/metadata/properties"/>
+    <ds:schemaRef ds:uri="http://schemas.microsoft.com/office/infopath/2007/PartnerControls"/>
+    <ds:schemaRef ds:uri="13c90a0b-73bc-4dc0-be5f-28d77b615beb"/>
+    <ds:schemaRef ds:uri="13c93bba-48ce-428c-bfe5-88b42c19b028"/>
   </ds:schemaRefs>
 </ds:datastoreItem>
 </file>
@@ -16403,12 +16586,9 @@
 </file>
 
 <file path=customXml/itemProps3.xml><?xml version="1.0" encoding="utf-8"?>
-<ds:datastoreItem xmlns:ds="http://schemas.openxmlformats.org/officeDocument/2006/customXml" ds:itemID="{1279454D-02BE-4A9C-A117-DCD1573E2608}">
+<ds:datastoreItem xmlns:ds="http://schemas.openxmlformats.org/officeDocument/2006/customXml" ds:itemID="{EAE431FD-7059-4C09-804B-C9D69EB7B213}">
   <ds:schemaRefs>
-    <ds:schemaRef ds:uri="http://schemas.microsoft.com/office/2006/metadata/properties"/>
-    <ds:schemaRef ds:uri="http://schemas.microsoft.com/office/infopath/2007/PartnerControls"/>
-    <ds:schemaRef ds:uri="13c90a0b-73bc-4dc0-be5f-28d77b615beb"/>
-    <ds:schemaRef ds:uri="13c93bba-48ce-428c-bfe5-88b42c19b028"/>
+    <ds:schemaRef ds:uri="http://schemas.openxmlformats.org/officeDocument/2006/bibliography"/>
   </ds:schemaRefs>
 </ds:datastoreItem>
 </file>

--- a/fuentes/621602_CF06_DU.docx
+++ b/fuentes/621602_CF06_DU.docx
@@ -558,7 +558,7 @@
           <w:r>
             <w:fldChar w:fldCharType="separate"/>
           </w:r>
-          <w:hyperlink w:anchor="_Toc232590374" w:history="1">
+          <w:hyperlink w:anchor="_Toc233278698" w:history="1">
             <w:r>
               <w:rPr>
                 <w:rStyle w:val="Hipervnculo"/>
@@ -585,7 +585,7 @@
                 <w:noProof/>
                 <w:webHidden/>
               </w:rPr>
-              <w:instrText xml:space="preserve"> PAGEREF _Toc232590374 \h </w:instrText>
+              <w:instrText xml:space="preserve"> PAGEREF _Toc233278698 \h </w:instrText>
             </w:r>
             <w:r>
               <w:rPr>
@@ -631,7 +631,7 @@
               <w14:ligatures w14:val="none"/>
             </w:rPr>
           </w:pPr>
-          <w:hyperlink w:anchor="_Toc232590375" w:history="1">
+          <w:hyperlink w:anchor="_Toc233278699" w:history="1">
             <w:r>
               <w:rPr>
                 <w:rStyle w:val="Hipervnculo"/>
@@ -658,7 +658,7 @@
                 <w:noProof/>
                 <w:webHidden/>
               </w:rPr>
-              <w:instrText xml:space="preserve"> PAGEREF _Toc232590375 \h </w:instrText>
+              <w:instrText xml:space="preserve"> PAGEREF _Toc233278699 \h </w:instrText>
             </w:r>
             <w:r>
               <w:rPr>
@@ -704,7 +704,7 @@
               <w14:ligatures w14:val="none"/>
             </w:rPr>
           </w:pPr>
-          <w:hyperlink w:anchor="_Toc232590376" w:history="1">
+          <w:hyperlink w:anchor="_Toc233278700" w:history="1">
             <w:r>
               <w:rPr>
                 <w:rStyle w:val="Hipervnculo"/>
@@ -731,7 +731,7 @@
                 <w:noProof/>
                 <w:webHidden/>
               </w:rPr>
-              <w:instrText xml:space="preserve"> PAGEREF _Toc232590376 \h </w:instrText>
+              <w:instrText xml:space="preserve"> PAGEREF _Toc233278700 \h </w:instrText>
             </w:r>
             <w:r>
               <w:rPr>
@@ -777,7 +777,7 @@
               <w14:ligatures w14:val="none"/>
             </w:rPr>
           </w:pPr>
-          <w:hyperlink w:anchor="_Toc232590377" w:history="1">
+          <w:hyperlink w:anchor="_Toc233278701" w:history="1">
             <w:r>
               <w:rPr>
                 <w:rStyle w:val="Hipervnculo"/>
@@ -804,7 +804,7 @@
                 <w:noProof/>
                 <w:webHidden/>
               </w:rPr>
-              <w:instrText xml:space="preserve"> PAGEREF _Toc232590377 \h </w:instrText>
+              <w:instrText xml:space="preserve"> PAGEREF _Toc233278701 \h </w:instrText>
             </w:r>
             <w:r>
               <w:rPr>
@@ -850,7 +850,7 @@
               <w14:ligatures w14:val="none"/>
             </w:rPr>
           </w:pPr>
-          <w:hyperlink w:anchor="_Toc232590378" w:history="1">
+          <w:hyperlink w:anchor="_Toc233278702" w:history="1">
             <w:r>
               <w:rPr>
                 <w:rStyle w:val="Hipervnculo"/>
@@ -877,7 +877,7 @@
                 <w:noProof/>
                 <w:webHidden/>
               </w:rPr>
-              <w:instrText xml:space="preserve"> PAGEREF _Toc232590378 \h </w:instrText>
+              <w:instrText xml:space="preserve"> PAGEREF _Toc233278702 \h </w:instrText>
             </w:r>
             <w:r>
               <w:rPr>
@@ -923,7 +923,7 @@
               <w14:ligatures w14:val="none"/>
             </w:rPr>
           </w:pPr>
-          <w:hyperlink w:anchor="_Toc232590379" w:history="1">
+          <w:hyperlink w:anchor="_Toc233278703" w:history="1">
             <w:r>
               <w:rPr>
                 <w:rStyle w:val="Hipervnculo"/>
@@ -950,7 +950,7 @@
                 <w:noProof/>
                 <w:webHidden/>
               </w:rPr>
-              <w:instrText xml:space="preserve"> PAGEREF _Toc232590379 \h </w:instrText>
+              <w:instrText xml:space="preserve"> PAGEREF _Toc233278703 \h </w:instrText>
             </w:r>
             <w:r>
               <w:rPr>
@@ -971,6 +971,79 @@
                 <w:webHidden/>
               </w:rPr>
               <w:t>11</w:t>
+            </w:r>
+            <w:r>
+              <w:rPr>
+                <w:noProof/>
+                <w:webHidden/>
+              </w:rPr>
+              <w:fldChar w:fldCharType="end"/>
+            </w:r>
+          </w:hyperlink>
+        </w:p>
+        <w:p>
+          <w:pPr>
+            <w:pStyle w:val="TDC2"/>
+            <w:tabs>
+              <w:tab w:val="right" w:leader="dot" w:pos="9962"/>
+            </w:tabs>
+            <w:rPr>
+              <w:rFonts w:eastAsiaTheme="minorEastAsia"/>
+              <w:noProof/>
+              <w:kern w:val="0"/>
+              <w:sz w:val="22"/>
+              <w:lang w:eastAsia="es-CO"/>
+              <w14:ligatures w14:val="none"/>
+            </w:rPr>
+          </w:pPr>
+          <w:hyperlink w:anchor="_Toc233278704" w:history="1">
+            <w:r>
+              <w:rPr>
+                <w:rStyle w:val="Hipervnculo"/>
+                <w:noProof/>
+              </w:rPr>
+              <w:t>1.5. Confidencialidad de la información</w:t>
+            </w:r>
+            <w:r>
+              <w:rPr>
+                <w:noProof/>
+                <w:webHidden/>
+              </w:rPr>
+              <w:tab/>
+            </w:r>
+            <w:r>
+              <w:rPr>
+                <w:noProof/>
+                <w:webHidden/>
+              </w:rPr>
+              <w:fldChar w:fldCharType="begin"/>
+            </w:r>
+            <w:r>
+              <w:rPr>
+                <w:noProof/>
+                <w:webHidden/>
+              </w:rPr>
+              <w:instrText xml:space="preserve"> PAGEREF _Toc233278704 \h </w:instrText>
+            </w:r>
+            <w:r>
+              <w:rPr>
+                <w:noProof/>
+                <w:webHidden/>
+              </w:rPr>
+            </w:r>
+            <w:r>
+              <w:rPr>
+                <w:noProof/>
+                <w:webHidden/>
+              </w:rPr>
+              <w:fldChar w:fldCharType="separate"/>
+            </w:r>
+            <w:r>
+              <w:rPr>
+                <w:noProof/>
+                <w:webHidden/>
+              </w:rPr>
+              <w:t>12</w:t>
             </w:r>
             <w:r>
               <w:rPr>
@@ -996,7 +1069,7 @@
               <w14:ligatures w14:val="none"/>
             </w:rPr>
           </w:pPr>
-          <w:hyperlink w:anchor="_Toc232590380" w:history="1">
+          <w:hyperlink w:anchor="_Toc233278705" w:history="1">
             <w:r>
               <w:rPr>
                 <w:rStyle w:val="Hipervnculo"/>
@@ -1023,7 +1096,7 @@
                 <w:noProof/>
                 <w:webHidden/>
               </w:rPr>
-              <w:instrText xml:space="preserve"> PAGEREF _Toc232590380 \h </w:instrText>
+              <w:instrText xml:space="preserve"> PAGEREF _Toc233278705 \h </w:instrText>
             </w:r>
             <w:r>
               <w:rPr>
@@ -1069,7 +1142,7 @@
               <w14:ligatures w14:val="none"/>
             </w:rPr>
           </w:pPr>
-          <w:hyperlink w:anchor="_Toc232590381" w:history="1">
+          <w:hyperlink w:anchor="_Toc233278706" w:history="1">
             <w:r>
               <w:rPr>
                 <w:rStyle w:val="Hipervnculo"/>
@@ -1079,7 +1152,10 @@
             </w:r>
             <w:r>
               <w:rPr>
-                <w:rStyle w:val="Extranjerismo"/>
+                <w:rStyle w:val="Hipervnculo"/>
+                <w:noProof/>
+                <w:spacing w:val="20"/>
+                <w:lang w:val="en-US"/>
               </w:rPr>
               <w:t>check-in</w:t>
             </w:r>
@@ -1102,7 +1178,7 @@
                 <w:noProof/>
                 <w:webHidden/>
               </w:rPr>
-              <w:instrText xml:space="preserve"> PAGEREF _Toc232590381 \h </w:instrText>
+              <w:instrText xml:space="preserve"> PAGEREF _Toc233278706 \h </w:instrText>
             </w:r>
             <w:r>
               <w:rPr>
@@ -1148,7 +1224,7 @@
               <w14:ligatures w14:val="none"/>
             </w:rPr>
           </w:pPr>
-          <w:hyperlink w:anchor="_Toc232590382" w:history="1">
+          <w:hyperlink w:anchor="_Toc233278707" w:history="1">
             <w:r>
               <w:rPr>
                 <w:rStyle w:val="Hipervnculo"/>
@@ -1175,7 +1251,7 @@
                 <w:noProof/>
                 <w:webHidden/>
               </w:rPr>
-              <w:instrText xml:space="preserve"> PAGEREF _Toc232590382 \h </w:instrText>
+              <w:instrText xml:space="preserve"> PAGEREF _Toc233278707 \h </w:instrText>
             </w:r>
             <w:r>
               <w:rPr>
@@ -1221,7 +1297,7 @@
               <w14:ligatures w14:val="none"/>
             </w:rPr>
           </w:pPr>
-          <w:hyperlink w:anchor="_Toc232590383" w:history="1">
+          <w:hyperlink w:anchor="_Toc233278708" w:history="1">
             <w:r>
               <w:rPr>
                 <w:rStyle w:val="Hipervnculo"/>
@@ -1248,7 +1324,7 @@
                 <w:noProof/>
                 <w:webHidden/>
               </w:rPr>
-              <w:instrText xml:space="preserve"> PAGEREF _Toc232590383 \h </w:instrText>
+              <w:instrText xml:space="preserve"> PAGEREF _Toc233278708 \h </w:instrText>
             </w:r>
             <w:r>
               <w:rPr>
@@ -1294,7 +1370,7 @@
               <w14:ligatures w14:val="none"/>
             </w:rPr>
           </w:pPr>
-          <w:hyperlink w:anchor="_Toc232590384" w:history="1">
+          <w:hyperlink w:anchor="_Toc233278709" w:history="1">
             <w:r>
               <w:rPr>
                 <w:rStyle w:val="Hipervnculo"/>
@@ -1321,7 +1397,7 @@
                 <w:noProof/>
                 <w:webHidden/>
               </w:rPr>
-              <w:instrText xml:space="preserve"> PAGEREF _Toc232590384 \h </w:instrText>
+              <w:instrText xml:space="preserve"> PAGEREF _Toc233278709 \h </w:instrText>
             </w:r>
             <w:r>
               <w:rPr>
@@ -1367,7 +1443,7 @@
               <w14:ligatures w14:val="none"/>
             </w:rPr>
           </w:pPr>
-          <w:hyperlink w:anchor="_Toc232590385" w:history="1">
+          <w:hyperlink w:anchor="_Toc233278710" w:history="1">
             <w:r>
               <w:rPr>
                 <w:rStyle w:val="Hipervnculo"/>
@@ -1394,7 +1470,7 @@
                 <w:noProof/>
                 <w:webHidden/>
               </w:rPr>
-              <w:instrText xml:space="preserve"> PAGEREF _Toc232590385 \h </w:instrText>
+              <w:instrText xml:space="preserve"> PAGEREF _Toc233278710 \h </w:instrText>
             </w:r>
             <w:r>
               <w:rPr>
@@ -1440,7 +1516,7 @@
               <w14:ligatures w14:val="none"/>
             </w:rPr>
           </w:pPr>
-          <w:hyperlink w:anchor="_Toc232590386" w:history="1">
+          <w:hyperlink w:anchor="_Toc233278711" w:history="1">
             <w:r>
               <w:rPr>
                 <w:rStyle w:val="Hipervnculo"/>
@@ -1467,7 +1543,7 @@
                 <w:noProof/>
                 <w:webHidden/>
               </w:rPr>
-              <w:instrText xml:space="preserve"> PAGEREF _Toc232590386 \h </w:instrText>
+              <w:instrText xml:space="preserve"> PAGEREF _Toc233278711 \h </w:instrText>
             </w:r>
             <w:r>
               <w:rPr>
@@ -1513,7 +1589,7 @@
               <w14:ligatures w14:val="none"/>
             </w:rPr>
           </w:pPr>
-          <w:hyperlink w:anchor="_Toc232590387" w:history="1">
+          <w:hyperlink w:anchor="_Toc233278712" w:history="1">
             <w:r>
               <w:rPr>
                 <w:rStyle w:val="Hipervnculo"/>
@@ -1540,7 +1616,7 @@
                 <w:noProof/>
                 <w:webHidden/>
               </w:rPr>
-              <w:instrText xml:space="preserve"> PAGEREF _Toc232590387 \h </w:instrText>
+              <w:instrText xml:space="preserve"> PAGEREF _Toc233278712 \h </w:instrText>
             </w:r>
             <w:r>
               <w:rPr>
@@ -1586,7 +1662,7 @@
               <w14:ligatures w14:val="none"/>
             </w:rPr>
           </w:pPr>
-          <w:hyperlink w:anchor="_Toc232590388" w:history="1">
+          <w:hyperlink w:anchor="_Toc233278713" w:history="1">
             <w:r>
               <w:rPr>
                 <w:rStyle w:val="Hipervnculo"/>
@@ -1613,7 +1689,7 @@
                 <w:noProof/>
                 <w:webHidden/>
               </w:rPr>
-              <w:instrText xml:space="preserve"> PAGEREF _Toc232590388 \h </w:instrText>
+              <w:instrText xml:space="preserve"> PAGEREF _Toc233278713 \h </w:instrText>
             </w:r>
             <w:r>
               <w:rPr>
@@ -1659,7 +1735,7 @@
               <w14:ligatures w14:val="none"/>
             </w:rPr>
           </w:pPr>
-          <w:hyperlink w:anchor="_Toc232590389" w:history="1">
+          <w:hyperlink w:anchor="_Toc233278714" w:history="1">
             <w:r>
               <w:rPr>
                 <w:rStyle w:val="Hipervnculo"/>
@@ -1686,7 +1762,7 @@
                 <w:noProof/>
                 <w:webHidden/>
               </w:rPr>
-              <w:instrText xml:space="preserve"> PAGEREF _Toc232590389 \h </w:instrText>
+              <w:instrText xml:space="preserve"> PAGEREF _Toc233278714 \h </w:instrText>
             </w:r>
             <w:r>
               <w:rPr>
@@ -1732,7 +1808,7 @@
               <w14:ligatures w14:val="none"/>
             </w:rPr>
           </w:pPr>
-          <w:hyperlink w:anchor="_Toc232590390" w:history="1">
+          <w:hyperlink w:anchor="_Toc233278715" w:history="1">
             <w:r>
               <w:rPr>
                 <w:rStyle w:val="Hipervnculo"/>
@@ -1759,7 +1835,7 @@
                 <w:noProof/>
                 <w:webHidden/>
               </w:rPr>
-              <w:instrText xml:space="preserve"> PAGEREF _Toc232590390 \h </w:instrText>
+              <w:instrText xml:space="preserve"> PAGEREF _Toc233278715 \h </w:instrText>
             </w:r>
             <w:r>
               <w:rPr>
@@ -1805,7 +1881,7 @@
               <w14:ligatures w14:val="none"/>
             </w:rPr>
           </w:pPr>
-          <w:hyperlink w:anchor="_Toc232590391" w:history="1">
+          <w:hyperlink w:anchor="_Toc233278716" w:history="1">
             <w:r>
               <w:rPr>
                 <w:rStyle w:val="Hipervnculo"/>
@@ -1832,7 +1908,7 @@
                 <w:noProof/>
                 <w:webHidden/>
               </w:rPr>
-              <w:instrText xml:space="preserve"> PAGEREF _Toc232590391 \h </w:instrText>
+              <w:instrText xml:space="preserve"> PAGEREF _Toc233278716 \h </w:instrText>
             </w:r>
             <w:r>
               <w:rPr>
@@ -1878,7 +1954,7 @@
               <w14:ligatures w14:val="none"/>
             </w:rPr>
           </w:pPr>
-          <w:hyperlink w:anchor="_Toc232590392" w:history="1">
+          <w:hyperlink w:anchor="_Toc233278717" w:history="1">
             <w:r>
               <w:rPr>
                 <w:rStyle w:val="Hipervnculo"/>
@@ -1905,7 +1981,7 @@
                 <w:noProof/>
                 <w:webHidden/>
               </w:rPr>
-              <w:instrText xml:space="preserve"> PAGEREF _Toc232590392 \h </w:instrText>
+              <w:instrText xml:space="preserve"> PAGEREF _Toc233278717 \h </w:instrText>
             </w:r>
             <w:r>
               <w:rPr>
@@ -1951,13 +2027,27 @@
               <w14:ligatures w14:val="none"/>
             </w:rPr>
           </w:pPr>
-          <w:hyperlink w:anchor="_Toc232590393" w:history="1">
+          <w:hyperlink w:anchor="_Toc233278718" w:history="1">
             <w:r>
               <w:rPr>
                 <w:rStyle w:val="Hipervnculo"/>
                 <w:noProof/>
               </w:rPr>
-              <w:t>4.3. Transformación digital y actualización normativa</w:t>
+              <w:t>4.3. Transformación digital y actualización n</w:t>
+            </w:r>
+            <w:r>
+              <w:rPr>
+                <w:rStyle w:val="Hipervnculo"/>
+                <w:noProof/>
+              </w:rPr>
+              <w:t>o</w:t>
+            </w:r>
+            <w:r>
+              <w:rPr>
+                <w:rStyle w:val="Hipervnculo"/>
+                <w:noProof/>
+              </w:rPr>
+              <w:t>rmativa</w:t>
             </w:r>
             <w:r>
               <w:rPr>
@@ -1978,7 +2068,7 @@
                 <w:noProof/>
                 <w:webHidden/>
               </w:rPr>
-              <w:instrText xml:space="preserve"> PAGEREF _Toc232590393 \h </w:instrText>
+              <w:instrText xml:space="preserve"> PAGEREF _Toc233278718 \h </w:instrText>
             </w:r>
             <w:r>
               <w:rPr>
@@ -2024,7 +2114,7 @@
               <w14:ligatures w14:val="none"/>
             </w:rPr>
           </w:pPr>
-          <w:hyperlink w:anchor="_Toc232590394" w:history="1">
+          <w:hyperlink w:anchor="_Toc233278719" w:history="1">
             <w:r>
               <w:rPr>
                 <w:rStyle w:val="Hipervnculo"/>
@@ -2051,7 +2141,7 @@
                 <w:noProof/>
                 <w:webHidden/>
               </w:rPr>
-              <w:instrText xml:space="preserve"> PAGEREF _Toc232590394 \h </w:instrText>
+              <w:instrText xml:space="preserve"> PAGEREF _Toc233278719 \h </w:instrText>
             </w:r>
             <w:r>
               <w:rPr>
@@ -2097,7 +2187,7 @@
               <w14:ligatures w14:val="none"/>
             </w:rPr>
           </w:pPr>
-          <w:hyperlink w:anchor="_Toc232590395" w:history="1">
+          <w:hyperlink w:anchor="_Toc233278720" w:history="1">
             <w:r>
               <w:rPr>
                 <w:rStyle w:val="Hipervnculo"/>
@@ -2124,7 +2214,7 @@
                 <w:noProof/>
                 <w:webHidden/>
               </w:rPr>
-              <w:instrText xml:space="preserve"> PAGEREF _Toc232590395 \h </w:instrText>
+              <w:instrText xml:space="preserve"> PAGEREF _Toc233278720 \h </w:instrText>
             </w:r>
             <w:r>
               <w:rPr>
@@ -2170,7 +2260,7 @@
               <w14:ligatures w14:val="none"/>
             </w:rPr>
           </w:pPr>
-          <w:hyperlink w:anchor="_Toc232590396" w:history="1">
+          <w:hyperlink w:anchor="_Toc233278721" w:history="1">
             <w:r>
               <w:rPr>
                 <w:rStyle w:val="Hipervnculo"/>
@@ -2197,7 +2287,7 @@
                 <w:noProof/>
                 <w:webHidden/>
               </w:rPr>
-              <w:instrText xml:space="preserve"> PAGEREF _Toc232590396 \h </w:instrText>
+              <w:instrText xml:space="preserve"> PAGEREF _Toc233278721 \h </w:instrText>
             </w:r>
             <w:r>
               <w:rPr>
@@ -2243,7 +2333,7 @@
               <w14:ligatures w14:val="none"/>
             </w:rPr>
           </w:pPr>
-          <w:hyperlink w:anchor="_Toc232590397" w:history="1">
+          <w:hyperlink w:anchor="_Toc233278722" w:history="1">
             <w:r>
               <w:rPr>
                 <w:rStyle w:val="Hipervnculo"/>
@@ -2270,7 +2360,7 @@
                 <w:noProof/>
                 <w:webHidden/>
               </w:rPr>
-              <w:instrText xml:space="preserve"> PAGEREF _Toc232590397 \h </w:instrText>
+              <w:instrText xml:space="preserve"> PAGEREF _Toc233278722 \h </w:instrText>
             </w:r>
             <w:r>
               <w:rPr>
@@ -2318,7 +2408,7 @@
       <w:pPr>
         <w:pStyle w:val="Titulosgenerales"/>
       </w:pPr>
-      <w:bookmarkStart w:id="0" w:name="_Toc232590374"/>
+      <w:bookmarkStart w:id="0" w:name="_Toc233278698"/>
       <w:r>
         <w:lastRenderedPageBreak/>
         <w:t>Introducción</w:t>
@@ -2358,7 +2448,7 @@
       <w:pPr>
         <w:pStyle w:val="Ttulo1"/>
       </w:pPr>
-      <w:bookmarkStart w:id="1" w:name="_Toc232590375"/>
+      <w:bookmarkStart w:id="1" w:name="_Toc233278699"/>
       <w:r>
         <w:lastRenderedPageBreak/>
         <w:t>Normatividad hotelera</w:t>
@@ -2374,7 +2464,7 @@
       <w:pPr>
         <w:pStyle w:val="Ttulo2"/>
       </w:pPr>
-      <w:bookmarkStart w:id="2" w:name="_Toc232590376"/>
+      <w:bookmarkStart w:id="2" w:name="_Toc233278700"/>
       <w:r>
         <w:t>Importancia de la normatividad</w:t>
       </w:r>
@@ -2566,7 +2656,7 @@
       <w:pPr>
         <w:pStyle w:val="Ttulo2"/>
       </w:pPr>
-      <w:bookmarkStart w:id="3" w:name="_Toc232590377"/>
+      <w:bookmarkStart w:id="3" w:name="_Toc233278701"/>
       <w:r>
         <w:t>Marco legal hotelero</w:t>
       </w:r>
@@ -3006,7 +3096,7 @@
       <w:pPr>
         <w:pStyle w:val="Ttulo2"/>
       </w:pPr>
-      <w:bookmarkStart w:id="4" w:name="_Toc232590378"/>
+      <w:bookmarkStart w:id="4" w:name="_Toc233278702"/>
       <w:r>
         <w:t>Responsabilidad y ética profesional</w:t>
       </w:r>
@@ -3132,7 +3222,7 @@
       <w:pPr>
         <w:pStyle w:val="Ttulo2"/>
       </w:pPr>
-      <w:bookmarkStart w:id="5" w:name="_Toc232590379"/>
+      <w:bookmarkStart w:id="5" w:name="_Toc233278703"/>
       <w:r>
         <w:t>Derechos y deberes</w:t>
       </w:r>
@@ -3462,18 +3552,13 @@
     </w:p>
     <w:p>
       <w:pPr>
-        <w:rPr>
-          <w:b/>
-          <w:bCs/>
-        </w:rPr>
-      </w:pPr>
-      <w:r>
-        <w:rPr>
-          <w:b/>
-          <w:bCs/>
-        </w:rPr>
+        <w:pStyle w:val="Ttulo2"/>
+      </w:pPr>
+      <w:bookmarkStart w:id="6" w:name="_Toc233278704"/>
+      <w:r>
         <w:t>Confidencialidad de la información</w:t>
       </w:r>
+      <w:bookmarkEnd w:id="6"/>
     </w:p>
     <w:p>
       <w:r>
@@ -3512,9 +3597,9 @@
           <w:lang w:eastAsia="es-CO"/>
         </w:rPr>
         <w:drawing>
-          <wp:inline distT="0" distB="0" distL="0" distR="0" wp14:anchorId="664A6918" wp14:editId="298EB5B9">
-            <wp:extent cx="6332220" cy="5362575"/>
-            <wp:effectExtent l="0" t="0" r="0" b="9525"/>
+          <wp:inline distT="0" distB="0" distL="0" distR="0" wp14:anchorId="664A6918" wp14:editId="1639CBFB">
+            <wp:extent cx="4451231" cy="3769619"/>
+            <wp:effectExtent l="0" t="0" r="6985" b="2540"/>
             <wp:docPr id="2" name="Imagen 2" descr="La figura presenta un decálogo de buenas prácticas orientadas a la protección de la información de los huéspedes en un establecimiento hotelero, destacando que estos datos son confidenciales y su resguardo es responsabilidad de todo el personal. Se enfatiza la necesidad de verificar la identidad del huésped antes de acceder o compartir información, evitar la divulgación de datos a personas no autorizadas y utilizar contraseñas seguras para el acceso a los sistemas.&#10;Además, se resaltan acciones clave como custodiar adecuadamente los documentos físicos y digitales, acceder únicamente a la información necesaria para las funciones laborales, usar de manera segura los dispositivos tecnológicos y reportar oportunamente cualquier incidente. En conjunto, estas prácticas buscan garantizar la seguridad de la información, proteger la privacidad del huésped y preservar la confianza y la reputación del hotel.&#10;"/>
             <wp:cNvGraphicFramePr>
               <a:graphicFrameLocks xmlns:a="http://schemas.openxmlformats.org/drawingml/2006/main" noChangeAspect="1"/>
@@ -3541,7 +3626,7 @@
                   <pic:spPr>
                     <a:xfrm>
                       <a:off x="0" y="0"/>
-                      <a:ext cx="6332220" cy="5362575"/>
+                      <a:ext cx="4472974" cy="3788032"/>
                     </a:xfrm>
                     <a:prstGeom prst="rect">
                       <a:avLst/>
@@ -3577,6 +3662,12 @@
         <w:rPr>
           <w:lang w:eastAsia="es-CO"/>
         </w:rPr>
+        <w:tab/>
+      </w:r>
+      <w:r>
+        <w:rPr>
+          <w:lang w:eastAsia="es-CO"/>
+        </w:rPr>
         <w:t>Nota</w:t>
       </w:r>
       <w:r>
@@ -3596,27 +3687,27 @@
         <w:rPr>
           <w:lang w:eastAsia="es-CO"/>
         </w:rPr>
-        <w:t xml:space="preserve">En la operación hotelera, esto significa que la información del huésped debe utilizarse únicamente para fines relacionados con la prestación del servicio, la seguridad, la facturación o el cumplimiento de obligaciones legales. El personal de </w:t>
-      </w:r>
-      <w:r>
+        <w:t>En la operación hotelera, esto significa que la información del huésped debe utilizarse únicamente para fines relacionados con la prestación del servicio, la seguridad, la facturación o el cumplimiento de obligaciones legales. El personal de recepción no debe divulgar datos a terceros sin autorización ni permitir accesos indebidos a registros físicos o digitales.</w:t>
+      </w:r>
+    </w:p>
+    <w:p>
+      <w:pPr>
         <w:rPr>
           <w:lang w:eastAsia="es-CO"/>
         </w:rPr>
+      </w:pPr>
+      <w:r>
+        <w:rPr>
+          <w:lang w:eastAsia="es-CO"/>
+        </w:rPr>
+        <w:t xml:space="preserve">La confidencialidad también se relaciona con la confianza. Un huésped espera que su información sea protegida durante todo el proceso de alojamiento. Por ello, el personal de la recepción debe desarrollar hábitos profesionales como bloquear la </w:t>
+      </w:r>
+      <w:r>
+        <w:rPr>
+          <w:lang w:eastAsia="es-CO"/>
+        </w:rPr>
         <w:lastRenderedPageBreak/>
-        <w:t>recepción no debe divulgar datos a terceros sin autorización ni permitir accesos indebidos a registros físicos o digitales.</w:t>
-      </w:r>
-    </w:p>
-    <w:p>
-      <w:pPr>
-        <w:rPr>
-          <w:lang w:eastAsia="es-CO"/>
-        </w:rPr>
-      </w:pPr>
-      <w:r>
-        <w:rPr>
-          <w:lang w:eastAsia="es-CO"/>
-        </w:rPr>
-        <w:t>La confidencialidad también se relaciona con la confianza. Un huésped espera que su información sea protegida durante todo el proceso de alojamiento. Por ello, el personal de la recepción debe desarrollar hábitos profesionales como bloquear la pantalla del sistema cuando no esté en uso, verificar la identidad antes de entregar información, custodiar documentos físicos y seguir las políticas internas de protección de datos.</w:t>
+        <w:t>pantalla del sistema cuando no esté en uso, verificar la identidad antes de entregar información, custodiar documentos físicos y seguir las políticas internas de protección de datos.</w:t>
       </w:r>
     </w:p>
     <w:p>
@@ -3651,12 +3742,12 @@
       <w:pPr>
         <w:pStyle w:val="Ttulo1"/>
       </w:pPr>
-      <w:bookmarkStart w:id="6" w:name="_Toc232590380"/>
+      <w:bookmarkStart w:id="7" w:name="_Toc233278705"/>
       <w:r>
         <w:lastRenderedPageBreak/>
         <w:t>Registro de huéspedes</w:t>
       </w:r>
-      <w:bookmarkEnd w:id="6"/>
+      <w:bookmarkEnd w:id="7"/>
     </w:p>
     <w:p>
       <w:pPr>
@@ -3701,7 +3792,7 @@
       <w:pPr>
         <w:pStyle w:val="Ttulo2"/>
       </w:pPr>
-      <w:bookmarkStart w:id="7" w:name="_Toc232590381"/>
+      <w:bookmarkStart w:id="8" w:name="_Toc233278706"/>
       <w:r>
         <w:t xml:space="preserve">Proceso de </w:t>
       </w:r>
@@ -3711,7 +3802,7 @@
         </w:rPr>
         <w:t>check-in</w:t>
       </w:r>
-      <w:bookmarkEnd w:id="7"/>
+      <w:bookmarkEnd w:id="8"/>
     </w:p>
     <w:p>
       <w:pPr>
@@ -4062,12 +4153,12 @@
       <w:pPr>
         <w:pStyle w:val="Ttulo2"/>
       </w:pPr>
-      <w:bookmarkStart w:id="8" w:name="_Toc232590382"/>
+      <w:bookmarkStart w:id="9" w:name="_Toc233278707"/>
       <w:r>
         <w:lastRenderedPageBreak/>
         <w:t>Verificación documental</w:t>
       </w:r>
-      <w:bookmarkEnd w:id="8"/>
+      <w:bookmarkEnd w:id="9"/>
     </w:p>
     <w:p>
       <w:pPr>
@@ -4228,12 +4319,12 @@
       <w:pPr>
         <w:pStyle w:val="Ttulo2"/>
       </w:pPr>
-      <w:bookmarkStart w:id="9" w:name="_Toc232590383"/>
+      <w:bookmarkStart w:id="10" w:name="_Toc233278708"/>
       <w:r>
         <w:lastRenderedPageBreak/>
         <w:t>Registro de huéspedes nacionales y extranjeros</w:t>
       </w:r>
-      <w:bookmarkEnd w:id="9"/>
+      <w:bookmarkEnd w:id="10"/>
     </w:p>
     <w:p>
       <w:pPr>
@@ -5172,11 +5263,11 @@
       <w:pPr>
         <w:pStyle w:val="Ttulo2"/>
       </w:pPr>
-      <w:bookmarkStart w:id="10" w:name="_Toc232590384"/>
+      <w:bookmarkStart w:id="11" w:name="_Toc233278709"/>
       <w:r>
         <w:t>Tarjeta de registro hotelero</w:t>
       </w:r>
-      <w:bookmarkEnd w:id="10"/>
+      <w:bookmarkEnd w:id="11"/>
     </w:p>
     <w:p>
       <w:pPr>
@@ -5265,9 +5356,9 @@
           <w:lang w:val="es-419" w:eastAsia="es-CO"/>
         </w:rPr>
         <w:drawing>
-          <wp:inline distT="0" distB="0" distL="0" distR="0" wp14:anchorId="61AE7D03" wp14:editId="1413754F">
-            <wp:extent cx="5353422" cy="3705307"/>
-            <wp:effectExtent l="0" t="0" r="0" b="0"/>
+          <wp:inline distT="0" distB="0" distL="0" distR="0" wp14:anchorId="61AE7D03" wp14:editId="0231F821">
+            <wp:extent cx="4589253" cy="3176397"/>
+            <wp:effectExtent l="0" t="0" r="1905" b="5080"/>
             <wp:docPr id="3" name="Imagen 3" descr="En la figura 2 se detalla un ejemplo de tarjeta de registro hotelero. En ella se introduce la información del huésped al momento de su ingreso. &#10;Los datos que se incluyen en esta tarjeta de registro son:&#10;Número o nombre de la habitación.&#10;Tipo de identificación.&#10;Número de identificación.&#10;Nombre (s), apellido, segundo apellido o de casada.&#10;Fecha de nacimiento.&#10;Género.&#10;Nacionalidad.&#10;Principal motivo del viaje.&#10;Categoría visa o permiso de ingreso.&#10;Número de visa.&#10;Fecha expedición visa.&#10;Vencimiento visa.&#10;Profesión.&#10;Ocupación u oficio.&#10;País de residencia.&#10;Departamento/estado/provincia de residencia.&#10;Ciudad de residencia.&#10;País de procedencia.&#10;Departamento/estado/provincia de procedencia.&#10;Ciudad de procedencia.&#10;País de destino.&#10;Departamento/estado/provincia de destino.&#10;Ciudad de destino.&#10;Fecha de entrada (check-in).&#10;Fecha de salida (check-out).&#10;Número de acompañantes.&#10;"/>
             <wp:cNvGraphicFramePr>
               <a:graphicFrameLocks xmlns:a="http://schemas.openxmlformats.org/drawingml/2006/main" noChangeAspect="1"/>
@@ -5294,7 +5385,7 @@
                   <pic:spPr>
                     <a:xfrm>
                       <a:off x="0" y="0"/>
-                      <a:ext cx="5359230" cy="3709327"/>
+                      <a:ext cx="4604610" cy="3187026"/>
                     </a:xfrm>
                     <a:prstGeom prst="rect">
                       <a:avLst/>
@@ -5336,8 +5427,14 @@
         <w:rPr>
           <w:lang w:val="es-419" w:eastAsia="es-CO"/>
         </w:rPr>
+        <w:t xml:space="preserve">La correcta gestión de este documento es fundamental porque sirve como soporte administrativo, legal y operativo para el establecimiento. Además, la </w:t>
+      </w:r>
+      <w:r>
+        <w:rPr>
+          <w:lang w:val="es-419" w:eastAsia="es-CO"/>
+        </w:rPr>
         <w:lastRenderedPageBreak/>
-        <w:t>La correcta gestión de este documento es fundamental porque sirve como soporte administrativo, legal y operativo para el establecimiento. Además, la información registrada debe manejarse bajo criterios de confidencialidad y protección de datos personales.</w:t>
+        <w:t>información registrada debe manejarse bajo criterios de confidencialidad y protección de datos personales.</w:t>
       </w:r>
     </w:p>
     <w:p>
@@ -5547,20 +5644,20 @@
           <w:bCs/>
           <w:lang w:val="es-419" w:eastAsia="es-CO"/>
         </w:rPr>
+        <w:t>Información mínima obligatoria</w:t>
+      </w:r>
+    </w:p>
+    <w:p>
+      <w:pPr>
+        <w:rPr>
+          <w:lang w:val="es-419" w:eastAsia="es-CO"/>
+        </w:rPr>
+      </w:pPr>
+      <w:r>
+        <w:rPr>
+          <w:lang w:val="es-419" w:eastAsia="es-CO"/>
+        </w:rPr>
         <w:lastRenderedPageBreak/>
-        <w:t>Información mínima obligatoria</w:t>
-      </w:r>
-    </w:p>
-    <w:p>
-      <w:pPr>
-        <w:rPr>
-          <w:lang w:val="es-419" w:eastAsia="es-CO"/>
-        </w:rPr>
-      </w:pPr>
-      <w:r>
-        <w:rPr>
-          <w:lang w:val="es-419" w:eastAsia="es-CO"/>
-        </w:rPr>
         <w:t>Mientras se implementa la plataforma tecnológica nacional, el registro hotelero debe incluir como mínimo:</w:t>
       </w:r>
     </w:p>
@@ -5882,20 +5979,20 @@
           <w:bCs/>
           <w:lang w:val="es-419" w:eastAsia="es-CO"/>
         </w:rPr>
+        <w:t>Prevención de delitos en hotelería</w:t>
+      </w:r>
+    </w:p>
+    <w:p>
+      <w:pPr>
+        <w:rPr>
+          <w:lang w:val="es-419" w:eastAsia="es-CO"/>
+        </w:rPr>
+      </w:pPr>
+      <w:r>
+        <w:rPr>
+          <w:lang w:val="es-419" w:eastAsia="es-CO"/>
+        </w:rPr>
         <w:lastRenderedPageBreak/>
-        <w:t>Prevención de delitos en hotelería</w:t>
-      </w:r>
-    </w:p>
-    <w:p>
-      <w:pPr>
-        <w:rPr>
-          <w:lang w:val="es-419" w:eastAsia="es-CO"/>
-        </w:rPr>
-      </w:pPr>
-      <w:r>
-        <w:rPr>
-          <w:lang w:val="es-419" w:eastAsia="es-CO"/>
-        </w:rPr>
         <w:t>La operación hotelera también tiene responsabilidad social y preventiva.</w:t>
       </w:r>
     </w:p>
@@ -6162,12 +6259,12 @@
       <w:pPr>
         <w:pStyle w:val="Ttulo2"/>
       </w:pPr>
-      <w:bookmarkStart w:id="11" w:name="_Toc232590385"/>
+      <w:bookmarkStart w:id="12" w:name="_Toc233278710"/>
       <w:r>
         <w:lastRenderedPageBreak/>
         <w:t>Protocolos de atención en recepción</w:t>
       </w:r>
-      <w:bookmarkEnd w:id="11"/>
+      <w:bookmarkEnd w:id="12"/>
     </w:p>
     <w:p>
       <w:pPr>
@@ -6834,7 +6931,7 @@
       <w:pPr>
         <w:pStyle w:val="Ttulo1"/>
       </w:pPr>
-      <w:bookmarkStart w:id="12" w:name="_Toc232590386"/>
+      <w:bookmarkStart w:id="13" w:name="_Toc233278711"/>
       <w:r>
         <w:lastRenderedPageBreak/>
         <w:t>S</w:t>
@@ -6842,7 +6939,7 @@
       <w:r>
         <w:t>eguridad y protección de datos</w:t>
       </w:r>
-      <w:bookmarkEnd w:id="12"/>
+      <w:bookmarkEnd w:id="13"/>
     </w:p>
     <w:p>
       <w:r>
@@ -6858,11 +6955,11 @@
       <w:pPr>
         <w:pStyle w:val="Ttulo2"/>
       </w:pPr>
-      <w:bookmarkStart w:id="13" w:name="_Toc232590387"/>
+      <w:bookmarkStart w:id="14" w:name="_Toc233278712"/>
       <w:r>
         <w:t>Seguridad de la información y protección de datos personales</w:t>
       </w:r>
-      <w:bookmarkEnd w:id="13"/>
+      <w:bookmarkEnd w:id="14"/>
     </w:p>
     <w:p>
       <w:r>
@@ -6952,14 +7049,14 @@
       <w:pPr>
         <w:pStyle w:val="Ttulo2"/>
       </w:pPr>
-      <w:bookmarkStart w:id="14" w:name="_Toc232590388"/>
+      <w:bookmarkStart w:id="15" w:name="_Toc233278713"/>
       <w:r>
         <w:t>S</w:t>
       </w:r>
       <w:r>
         <w:t>eguridad digital y riesgos operativos</w:t>
       </w:r>
-      <w:bookmarkEnd w:id="14"/>
+      <w:bookmarkEnd w:id="15"/>
     </w:p>
     <w:p>
       <w:r>
@@ -7822,11 +7919,11 @@
       <w:pPr>
         <w:pStyle w:val="Ttulo2"/>
       </w:pPr>
-      <w:bookmarkStart w:id="15" w:name="_Toc232590389"/>
+      <w:bookmarkStart w:id="16" w:name="_Toc233278714"/>
       <w:r>
         <w:t>Buenas prácticas de ciberseguridad</w:t>
       </w:r>
-      <w:bookmarkEnd w:id="15"/>
+      <w:bookmarkEnd w:id="16"/>
     </w:p>
     <w:p>
       <w:pPr>
@@ -7891,10 +7988,10 @@
           <w:lang w:eastAsia="es-CO"/>
         </w:rPr>
         <w:drawing>
-          <wp:inline distT="0" distB="0" distL="0" distR="0" wp14:anchorId="490447A7" wp14:editId="78295FD1">
-            <wp:extent cx="4261899" cy="2892125"/>
-            <wp:effectExtent l="0" t="0" r="5715" b="3810"/>
-            <wp:docPr id="9" name="Imagen 9" descr="Principales recomendaciones y buenas prácticas de ciberseguridad&#10;La figura 4 presenta ocho recomendaciones orientadas a fortalecer la protección de la información y la seguridad digital en establecimientos hoteleros.&#10;La infografía desarrolla las siguientes recomendaciones:&#10;1. Utilizar contraseñas seguras y cambiarlas periódicamente&#10;Se recomienda usar contraseñas largas que combinen letras, números y símbolos, además de actualizarlas periódicamente para fortalecer la seguridad.&#10;2. Bloquear equipos cuando no estén en uso&#10;Los equipos y sesiones deben bloquearse al ausentarse para evitar accesos no autorizados a la información.&#10;3. Evitar compartir usuarios o claves de acceso&#10;Cada colaborador debe utilizar su propio usuario y contraseña. No se deben compartir ni dejar visibles las claves de acceso.&#10;4. Verificar la autenticidad de correos electrónicos&#10;Antes de abrir correos electrónicos, se recomienda revisar remitente, enlaces y contenido. En caso de duda, la información debe confirmarse por canales oficiales.&#10;5. No descargar archivos sospechosos&#10;Debe evitarse la descarga de archivos o programas provenientes de fuentes desconocidas, ya que pueden contener virus o programas maliciosos.&#10;6. Custodiar documentos físicos&#10;Los documentos con información de huéspedes deben mantenerse en lugares seguros y bajo control del personal autorizado.&#10;7. Reportar incidentes o accesos irregulares&#10;Cualquier actividad sospechosa o incidente de seguridad debe reportarse inmediatamente al responsable correspondiente.&#10;8. Acceder únicamente a la información necesaria para las funciones asignadas.&#10;"/>
+          <wp:inline distT="0" distB="0" distL="0" distR="0" wp14:anchorId="49F6B958" wp14:editId="069404CC">
+            <wp:extent cx="4442604" cy="3013414"/>
+            <wp:effectExtent l="0" t="0" r="0" b="0"/>
+            <wp:docPr id="4" name="Imagen 4" descr="Principales recomendaciones y buenas prácticas de ciberseguridad&#10;La figura 4 presenta ocho recomendaciones orientadas a fortalecer la protección de la información y la seguridad digital en establecimientos hoteleros.&#10;La infografía desarrolla las siguientes recomendaciones:&#10;1. Utilizar contraseñas seguras y cambiarlas periódicamente&#10;Se recomienda usar contraseñas largas que combinen letras, números y símbolos, además de actualizarlas periódicamente para fortalecer la seguridad.&#10;2. Bloquear equipos cuando no estén en uso&#10;Los equipos y sesiones deben bloquearse al ausentarse para evitar accesos no autorizados a la información.&#10;3. Evitar compartir usuarios o claves de acceso&#10;Cada colaborador debe utilizar su propio usuario y contraseña. No se deben compartir ni dejar visibles las claves de acceso.&#10;4. Verificar la autenticidad de correos electrónicos&#10;Antes de abrir correos electrónicos, se recomienda revisar remitente, enlaces y contenido. En caso de duda, la información debe confirmarse por canales oficiales.&#10;5. No descargar archivos sospechosos&#10;Debe evitarse la descarga de archivos o programas provenientes de fuentes desconocidas, ya que pueden contener virus o programas maliciosos.&#10;6. Custodiar documentos físicos&#10;Los documentos con información de huéspedes deben mantenerse en lugares seguros y bajo control del personal autorizado.&#10;7. Reportar incidentes o accesos irregulares&#10;Cualquier actividad sospechosa o incidente de seguridad debe reportarse inmediatamente al responsable correspondiente.&#10;8. Acceder únicamente a la información necesaria para las funciones asignadas.&#10;"/>
             <wp:cNvGraphicFramePr>
               <a:graphicFrameLocks xmlns:a="http://schemas.openxmlformats.org/drawingml/2006/main" noChangeAspect="1"/>
             </wp:cNvGraphicFramePr>
@@ -7902,7 +7999,7 @@
               <a:graphicData uri="http://schemas.openxmlformats.org/drawingml/2006/picture">
                 <pic:pic xmlns:pic="http://schemas.openxmlformats.org/drawingml/2006/picture">
                   <pic:nvPicPr>
-                    <pic:cNvPr id="9" name="Imagen 9" descr="Principales recomendaciones y buenas prácticas de ciberseguridad&#10;La figura 4 presenta ocho recomendaciones orientadas a fortalecer la protección de la información y la seguridad digital en establecimientos hoteleros.&#10;La infografía desarrolla las siguientes recomendaciones:&#10;1. Utilizar contraseñas seguras y cambiarlas periódicamente&#10;Se recomienda usar contraseñas largas que combinen letras, números y símbolos, además de actualizarlas periódicamente para fortalecer la seguridad.&#10;2. Bloquear equipos cuando no estén en uso&#10;Los equipos y sesiones deben bloquearse al ausentarse para evitar accesos no autorizados a la información.&#10;3. Evitar compartir usuarios o claves de acceso&#10;Cada colaborador debe utilizar su propio usuario y contraseña. No se deben compartir ni dejar visibles las claves de acceso.&#10;4. Verificar la autenticidad de correos electrónicos&#10;Antes de abrir correos electrónicos, se recomienda revisar remitente, enlaces y contenido. En caso de duda, la información debe confirmarse por canales oficiales.&#10;5. No descargar archivos sospechosos&#10;Debe evitarse la descarga de archivos o programas provenientes de fuentes desconocidas, ya que pueden contener virus o programas maliciosos.&#10;6. Custodiar documentos físicos&#10;Los documentos con información de huéspedes deben mantenerse en lugares seguros y bajo control del personal autorizado.&#10;7. Reportar incidentes o accesos irregulares&#10;Cualquier actividad sospechosa o incidente de seguridad debe reportarse inmediatamente al responsable correspondiente.&#10;8. Acceder únicamente a la información necesaria para las funciones asignadas.&#10;"/>
+                    <pic:cNvPr id="4" name="Imagen 4" descr="Principales recomendaciones y buenas prácticas de ciberseguridad&#10;La figura 4 presenta ocho recomendaciones orientadas a fortalecer la protección de la información y la seguridad digital en establecimientos hoteleros.&#10;La infografía desarrolla las siguientes recomendaciones:&#10;1. Utilizar contraseñas seguras y cambiarlas periódicamente&#10;Se recomienda usar contraseñas largas que combinen letras, números y símbolos, además de actualizarlas periódicamente para fortalecer la seguridad.&#10;2. Bloquear equipos cuando no estén en uso&#10;Los equipos y sesiones deben bloquearse al ausentarse para evitar accesos no autorizados a la información.&#10;3. Evitar compartir usuarios o claves de acceso&#10;Cada colaborador debe utilizar su propio usuario y contraseña. No se deben compartir ni dejar visibles las claves de acceso.&#10;4. Verificar la autenticidad de correos electrónicos&#10;Antes de abrir correos electrónicos, se recomienda revisar remitente, enlaces y contenido. En caso de duda, la información debe confirmarse por canales oficiales.&#10;5. No descargar archivos sospechosos&#10;Debe evitarse la descarga de archivos o programas provenientes de fuentes desconocidas, ya que pueden contener virus o programas maliciosos.&#10;6. Custodiar documentos físicos&#10;Los documentos con información de huéspedes deben mantenerse en lugares seguros y bajo control del personal autorizado.&#10;7. Reportar incidentes o accesos irregulares&#10;Cualquier actividad sospechosa o incidente de seguridad debe reportarse inmediatamente al responsable correspondiente.&#10;8. Acceder únicamente a la información necesaria para las funciones asignadas.&#10;"/>
                     <pic:cNvPicPr/>
                   </pic:nvPicPr>
                   <pic:blipFill>
@@ -7920,7 +8017,7 @@
                   <pic:spPr>
                     <a:xfrm>
                       <a:off x="0" y="0"/>
-                      <a:ext cx="4281912" cy="2905706"/>
+                      <a:ext cx="4466020" cy="3029297"/>
                     </a:xfrm>
                     <a:prstGeom prst="rect">
                       <a:avLst/>
@@ -8012,12 +8109,12 @@
       <w:pPr>
         <w:pStyle w:val="Ttulo1"/>
       </w:pPr>
-      <w:bookmarkStart w:id="16" w:name="_Toc232590390"/>
+      <w:bookmarkStart w:id="17" w:name="_Toc233278715"/>
       <w:r>
         <w:lastRenderedPageBreak/>
         <w:t>Normativa y operación hotelera</w:t>
       </w:r>
-      <w:bookmarkEnd w:id="16"/>
+      <w:bookmarkEnd w:id="17"/>
     </w:p>
     <w:p>
       <w:r>
@@ -8033,11 +8130,11 @@
       <w:pPr>
         <w:pStyle w:val="Ttulo2"/>
       </w:pPr>
-      <w:bookmarkStart w:id="17" w:name="_Toc232590391"/>
+      <w:bookmarkStart w:id="18" w:name="_Toc233278716"/>
       <w:r>
         <w:t>Calidad del servicio y turismo responsable</w:t>
       </w:r>
-      <w:bookmarkEnd w:id="17"/>
+      <w:bookmarkEnd w:id="18"/>
     </w:p>
     <w:p>
       <w:r>
@@ -8101,11 +8198,11 @@
       <w:pPr>
         <w:pStyle w:val="Ttulo2"/>
       </w:pPr>
-      <w:bookmarkStart w:id="18" w:name="_Toc232590392"/>
+      <w:bookmarkStart w:id="19" w:name="_Toc233278717"/>
       <w:r>
         <w:t>Prevención de riesgos y responsabilidad hotelera</w:t>
       </w:r>
-      <w:bookmarkEnd w:id="18"/>
+      <w:bookmarkEnd w:id="19"/>
     </w:p>
     <w:p>
       <w:r>
@@ -8145,11 +8242,11 @@
       <w:pPr>
         <w:pStyle w:val="Ttulo2"/>
       </w:pPr>
-      <w:bookmarkStart w:id="19" w:name="_Toc232590393"/>
+      <w:bookmarkStart w:id="20" w:name="_Toc233278718"/>
       <w:r>
         <w:t>Transformación digital y actualización normativa</w:t>
       </w:r>
-      <w:bookmarkEnd w:id="19"/>
+      <w:bookmarkEnd w:id="20"/>
     </w:p>
     <w:p>
       <w:r>
@@ -8548,7 +8645,12 @@
         </w:tc>
       </w:tr>
     </w:tbl>
-    <w:p/>
+    <w:p>
+      <w:r>
+        <w:lastRenderedPageBreak/>
+        <w:t>La normatividad aplicada a la operación hotelera moderna permite fortalecer la calidad del servicio, promover prácticas responsables y responder a los nuevos retos tecnológicos y sociales del sector turístico. La integración entre cumplimiento normativo, responsabilidad social y transformación digital contribuye a garantizar operaciones más seguras, organizadas y orientadas a la protección del huésped y del establecimiento. En este contexto, la actualización permanente y la aplicación de buenas prácticas constituyen elementos fundamentales para el desarrollo profesional y operativo dentro de la hotelería actual.</w:t>
+      </w:r>
+    </w:p>
     <w:p>
       <w:pPr>
         <w:spacing w:before="0" w:after="160" w:line="259" w:lineRule="auto"/>
@@ -8566,12 +8668,12 @@
           <w:u w:val="single"/>
         </w:rPr>
       </w:pPr>
-      <w:bookmarkStart w:id="20" w:name="_Toc232590394"/>
+      <w:bookmarkStart w:id="21" w:name="_Toc233278719"/>
       <w:r>
         <w:lastRenderedPageBreak/>
         <w:t>Síntesis</w:t>
       </w:r>
-      <w:bookmarkEnd w:id="20"/>
+      <w:bookmarkEnd w:id="21"/>
       <w:r>
         <w:t xml:space="preserve"> </w:t>
       </w:r>
@@ -8629,17 +8731,27 @@
           <w:lang w:eastAsia="es-CO"/>
         </w:rPr>
       </w:pPr>
-      <w:r>
+    </w:p>
+    <w:p>
+      <w:pPr>
+        <w:ind w:firstLine="0"/>
+        <w:jc w:val="center"/>
         <w:rPr>
           <w:noProof/>
           <w:lang w:eastAsia="es-CO"/>
         </w:rPr>
+      </w:pPr>
+      <w:r>
+        <w:rPr>
+          <w:noProof/>
+          <w:lang w:eastAsia="es-CO"/>
+        </w:rPr>
         <w:lastRenderedPageBreak/>
         <w:drawing>
-          <wp:inline distT="0" distB="0" distL="0" distR="0" wp14:anchorId="61AE63D8" wp14:editId="356CA461">
-            <wp:extent cx="5210175" cy="2771236"/>
-            <wp:effectExtent l="0" t="0" r="0" b="0"/>
-            <wp:docPr id="1" name="Gráfico 1" descr="El componente formativo Principios normativos permite comprender la importancia de las normas, procedimientos y responsabilidades aplicadas a la operación de recepción y al registro de huéspedes dentro de los establecimientos de alojamiento. A lo largo de los contenidos se abordan aspectos relacionados con la normatividad hotelera, el proceso de check-in, la verificación documental, la tarjeta de registro hotelero y los protocolos de atención, fortaleciendo la comprensión de los procedimientos técnicos y legales requeridos para la prestación organizada y segura del servicio.&#10;&#10;Asimismo, se reconoce la importancia de la seguridad de la información, la protección de datos personales y la aplicación de buenas prácticas de ciberseguridad dentro de la operación hotelera moderna. De igual manera, se analizan temas relacionados con calidad del servicio, turismo responsable, prevención de riesgos y actualización normativa, permitiendo fortalecer criterios éticos, operativos y profesionales necesarios para garantizar experiencias seguras, responsables y orientadas a la calidad en el sector de alojamiento.&#10;"/>
+          <wp:inline distT="0" distB="0" distL="0" distR="0" wp14:anchorId="3D809313" wp14:editId="0C0FDBF7">
+            <wp:extent cx="6224239" cy="3269411"/>
+            <wp:effectExtent l="0" t="0" r="5715" b="7620"/>
+            <wp:docPr id="5" name="Imagen 5" descr="El componente formativo Principios normativos permite comprender la importancia de las normas, procedimientos y responsabilidades aplicadas a la operación de recepción y al registro de huéspedes dentro de los establecimientos de alojamiento. A lo largo de los contenidos se abordan aspectos relacionados con la normatividad hotelera, el proceso de check-in, la verificación documental, la tarjeta de registro hotelero y los protocolos de atención, fortaleciendo la comprensión de los procedimientos técnicos y legales requeridos para la prestación organizada y segura del servicio.&#10;&#10;Asimismo, se reconoce la importancia de la seguridad de la información, la protección de datos personales y la aplicación de buenas prácticas de ciberseguridad dentro de la operación hotelera moderna. De igual manera, se analizan temas relacionados con calidad del servicio, turismo responsable, prevención de riesgos y actualización normativa, permitiendo fortalecer criterios éticos, operativos y profesionales necesarios para garantizar experiencias seguras, responsables y orientadas a la calidad en el sector de alojamiento.&#10;"/>
             <wp:cNvGraphicFramePr>
               <a:graphicFrameLocks xmlns:a="http://schemas.openxmlformats.org/drawingml/2006/main" noChangeAspect="1"/>
             </wp:cNvGraphicFramePr>
@@ -8647,17 +8759,14 @@
               <a:graphicData uri="http://schemas.openxmlformats.org/drawingml/2006/picture">
                 <pic:pic xmlns:pic="http://schemas.openxmlformats.org/drawingml/2006/picture">
                   <pic:nvPicPr>
-                    <pic:cNvPr id="1" name="Gráfico 1" descr="El componente formativo Principios normativos permite comprender la importancia de las normas, procedimientos y responsabilidades aplicadas a la operación de recepción y al registro de huéspedes dentro de los establecimientos de alojamiento. A lo largo de los contenidos se abordan aspectos relacionados con la normatividad hotelera, el proceso de check-in, la verificación documental, la tarjeta de registro hotelero y los protocolos de atención, fortaleciendo la comprensión de los procedimientos técnicos y legales requeridos para la prestación organizada y segura del servicio.&#10;&#10;Asimismo, se reconoce la importancia de la seguridad de la información, la protección de datos personales y la aplicación de buenas prácticas de ciberseguridad dentro de la operación hotelera moderna. De igual manera, se analizan temas relacionados con calidad del servicio, turismo responsable, prevención de riesgos y actualización normativa, permitiendo fortalecer criterios éticos, operativos y profesionales necesarios para garantizar experiencias seguras, responsables y orientadas a la calidad en el sector de alojamiento.&#10;"/>
+                    <pic:cNvPr id="5" name="Imagen 5" descr="El componente formativo Principios normativos permite comprender la importancia de las normas, procedimientos y responsabilidades aplicadas a la operación de recepción y al registro de huéspedes dentro de los establecimientos de alojamiento. A lo largo de los contenidos se abordan aspectos relacionados con la normatividad hotelera, el proceso de check-in, la verificación documental, la tarjeta de registro hotelero y los protocolos de atención, fortaleciendo la comprensión de los procedimientos técnicos y legales requeridos para la prestación organizada y segura del servicio.&#10;&#10;Asimismo, se reconoce la importancia de la seguridad de la información, la protección de datos personales y la aplicación de buenas prácticas de ciberseguridad dentro de la operación hotelera moderna. De igual manera, se analizan temas relacionados con calidad del servicio, turismo responsable, prevención de riesgos y actualización normativa, permitiendo fortalecer criterios éticos, operativos y profesionales necesarios para garantizar experiencias seguras, responsables y orientadas a la calidad en el sector de alojamiento.&#10;"/>
                     <pic:cNvPicPr/>
                   </pic:nvPicPr>
                   <pic:blipFill>
-                    <a:blip r:embed="rId19" cstate="print">
+                    <a:blip r:embed="rId19">
                       <a:extLst>
                         <a:ext uri="{28A0092B-C50C-407E-A947-70E740481C1C}">
                           <a14:useLocalDpi xmlns:a14="http://schemas.microsoft.com/office/drawing/2010/main" val="0"/>
-                        </a:ext>
-                        <a:ext uri="{96DAC541-7B7A-43D3-8B79-37D633B846F1}">
-                          <asvg:svgBlip xmlns:asvg="http://schemas.microsoft.com/office/drawing/2016/SVG/main" r:embed="rId20"/>
                         </a:ext>
                       </a:extLst>
                     </a:blip>
@@ -8668,7 +8777,7 @@
                   <pic:spPr>
                     <a:xfrm>
                       <a:off x="0" y="0"/>
-                      <a:ext cx="5217113" cy="2774926"/>
+                      <a:ext cx="6237626" cy="3276443"/>
                     </a:xfrm>
                     <a:prstGeom prst="rect">
                       <a:avLst/>
@@ -8722,12 +8831,12 @@
       <w:pPr>
         <w:pStyle w:val="Titulosgenerales"/>
       </w:pPr>
-      <w:bookmarkStart w:id="21" w:name="_Toc232590395"/>
+      <w:bookmarkStart w:id="22" w:name="_Toc233278720"/>
       <w:r>
         <w:lastRenderedPageBreak/>
         <w:t>Glosario</w:t>
       </w:r>
-      <w:bookmarkEnd w:id="21"/>
+      <w:bookmarkEnd w:id="22"/>
     </w:p>
     <w:p>
       <w:r>
@@ -9075,12 +9184,12 @@
       <w:pPr>
         <w:pStyle w:val="Titulosgenerales"/>
       </w:pPr>
-      <w:bookmarkStart w:id="22" w:name="_Toc232590396"/>
+      <w:bookmarkStart w:id="23" w:name="_Toc233278721"/>
       <w:r>
         <w:lastRenderedPageBreak/>
         <w:t>Referencias bibliográficas</w:t>
       </w:r>
-      <w:bookmarkEnd w:id="22"/>
+      <w:bookmarkEnd w:id="23"/>
       <w:r>
         <w:t xml:space="preserve"> </w:t>
       </w:r>
@@ -9112,7 +9221,7 @@
       <w:r>
         <w:t xml:space="preserve">Congreso de Colombia. (1996). Ley 300 de 1996. Ley General de Turismo. Función Pública. </w:t>
       </w:r>
-      <w:hyperlink r:id="rId21" w:history="1">
+      <w:hyperlink r:id="rId20" w:history="1">
         <w:r>
           <w:rPr>
             <w:rStyle w:val="Hipervnculo"/>
@@ -9135,7 +9244,7 @@
       <w:r>
         <w:t xml:space="preserve">Congreso de Colombia. (2009). Ley 1336 de 2009. Función Pública. </w:t>
       </w:r>
-      <w:hyperlink r:id="rId22" w:history="1">
+      <w:hyperlink r:id="rId21" w:history="1">
         <w:r>
           <w:rPr>
             <w:rStyle w:val="Hipervnculo"/>
@@ -9153,7 +9262,7 @@
       <w:r>
         <w:t xml:space="preserve">Congreso de Colombia. (2012). Ley 1581 de 2012. Régimen general de protección de datos personales. Función Pública. </w:t>
       </w:r>
-      <w:hyperlink r:id="rId23" w:history="1">
+      <w:hyperlink r:id="rId22" w:history="1">
         <w:r>
           <w:rPr>
             <w:rStyle w:val="Hipervnculo"/>
@@ -9166,7 +9275,7 @@
       <w:r>
         <w:t xml:space="preserve">Fondo Nacional de Turismo. (2003). Norma Técnica Sectorial Colombiana NTSH 003. Prestación de servicio de recepción y reservas conforme a manuales existentes. </w:t>
       </w:r>
-      <w:hyperlink r:id="rId24" w:history="1">
+      <w:hyperlink r:id="rId23" w:history="1">
         <w:r>
           <w:rPr>
             <w:rStyle w:val="Hipervnculo"/>
@@ -9215,7 +9324,7 @@
       <w:r>
         <w:t xml:space="preserve">. (2021). ¿Qué es la ciberseguridad? Kaspersky Latinoamérica. </w:t>
       </w:r>
-      <w:hyperlink r:id="rId25" w:history="1">
+      <w:hyperlink r:id="rId24" w:history="1">
         <w:r>
           <w:rPr>
             <w:rStyle w:val="Hipervnculo"/>
@@ -9273,7 +9382,7 @@
       <w:r>
         <w:t xml:space="preserve">. </w:t>
       </w:r>
-      <w:hyperlink r:id="rId26" w:history="1">
+      <w:hyperlink r:id="rId25" w:history="1">
         <w:r>
           <w:rPr>
             <w:rStyle w:val="Hipervnculo"/>
@@ -9294,7 +9403,7 @@
       <w:r>
         <w:t xml:space="preserve">. </w:t>
       </w:r>
-      <w:hyperlink r:id="rId27" w:history="1">
+      <w:hyperlink r:id="rId26" w:history="1">
         <w:r>
           <w:rPr>
             <w:rStyle w:val="Hipervnculo"/>
@@ -9315,7 +9424,7 @@
       <w:r>
         <w:t xml:space="preserve">. </w:t>
       </w:r>
-      <w:hyperlink r:id="rId28" w:history="1">
+      <w:hyperlink r:id="rId27" w:history="1">
         <w:r>
           <w:rPr>
             <w:rStyle w:val="Hipervnculo"/>
@@ -9328,7 +9437,7 @@
       <w:r>
         <w:t xml:space="preserve">Ministerio de Comercio, Industria y Turismo. (2022). Guía legal de los prestadores de servicios turísticos: alojamiento y hospedaje. </w:t>
       </w:r>
-      <w:hyperlink r:id="rId29" w:history="1">
+      <w:hyperlink r:id="rId28" w:history="1">
         <w:r>
           <w:rPr>
             <w:rStyle w:val="Hipervnculo"/>
@@ -9358,7 +9467,7 @@
       <w:r>
         <w:t xml:space="preserve"> (PMS). </w:t>
       </w:r>
-      <w:hyperlink r:id="rId30" w:history="1">
+      <w:hyperlink r:id="rId29" w:history="1">
         <w:r>
           <w:rPr>
             <w:rStyle w:val="Hipervnculo"/>
@@ -9375,12 +9484,12 @@
       <w:pPr>
         <w:pStyle w:val="Titulosgenerales"/>
       </w:pPr>
-      <w:bookmarkStart w:id="23" w:name="_Toc232590397"/>
+      <w:bookmarkStart w:id="24" w:name="_Toc233278722"/>
       <w:r>
         <w:lastRenderedPageBreak/>
         <w:t>Créditos</w:t>
       </w:r>
-      <w:bookmarkEnd w:id="23"/>
+      <w:bookmarkEnd w:id="24"/>
     </w:p>
     <w:tbl>
       <w:tblPr>
@@ -10458,8 +10567,8 @@
       </w:pPr>
     </w:p>
     <w:sectPr>
-      <w:headerReference w:type="default" r:id="rId31"/>
-      <w:footerReference w:type="default" r:id="rId32"/>
+      <w:headerReference w:type="default" r:id="rId30"/>
+      <w:footerReference w:type="default" r:id="rId31"/>
       <w:pgSz w:w="12240" w:h="15840"/>
       <w:pgMar w:top="1701" w:right="1134" w:bottom="1134" w:left="1134" w:header="709" w:footer="737" w:gutter="0"/>
       <w:pgNumType w:start="1"/>
